--- a/WebDev Summarised.docx
+++ b/WebDev Summarised.docx
@@ -5,7 +5,13 @@
     <w:sdt>
       <w:sdtPr>
         <w:rPr>
-          <w:lang w:val="en-GB"/>
+          <w:rFonts w:asciiTheme="minorHAnsi" w:eastAsiaTheme="minorHAnsi" w:hAnsiTheme="minorHAnsi" w:cstheme="minorBidi"/>
+          <w:color w:val="auto"/>
+          <w:kern w:val="2"/>
+          <w:sz w:val="24"/>
+          <w:szCs w:val="24"/>
+          <w:lang w:val="en-GB" w:eastAsia="en-US"/>
+          <w14:ligatures w14:val="standardContextual"/>
         </w:rPr>
         <w:id w:val="268127998"/>
         <w:docPartObj>
@@ -15,15 +21,8 @@
       </w:sdtPr>
       <w:sdtEndPr>
         <w:rPr>
-          <w:rFonts w:asciiTheme="minorHAnsi" w:eastAsiaTheme="minorHAnsi" w:hAnsiTheme="minorHAnsi" w:cstheme="minorBidi"/>
           <w:b/>
           <w:bCs/>
-          <w:color w:val="auto"/>
-          <w:kern w:val="2"/>
-          <w:sz w:val="24"/>
-          <w:szCs w:val="24"/>
-          <w:lang w:eastAsia="en-US"/>
-          <w14:ligatures w14:val="standardContextual"/>
         </w:rPr>
       </w:sdtEndPr>
       <w:sdtContent>
@@ -3358,9 +3357,157 @@
     </w:p>
     <w:p>
       <w:pPr>
+        <w:rPr>
+          <w:i/>
+          <w:iCs/>
+          <w:sz w:val="22"/>
+          <w:szCs w:val="22"/>
+        </w:rPr>
+      </w:pPr>
+    </w:p>
+    <w:p>
+      <w:pPr>
+        <w:rPr>
+          <w:i/>
+          <w:iCs/>
+          <w:sz w:val="22"/>
+          <w:szCs w:val="22"/>
+        </w:rPr>
+      </w:pPr>
+    </w:p>
+    <w:p>
+      <w:pPr>
+        <w:rPr>
+          <w:i/>
+          <w:iCs/>
+          <w:sz w:val="22"/>
+          <w:szCs w:val="22"/>
+        </w:rPr>
+      </w:pPr>
+    </w:p>
+    <w:p>
+      <w:pPr>
+        <w:rPr>
+          <w:i/>
+          <w:iCs/>
+          <w:sz w:val="22"/>
+          <w:szCs w:val="22"/>
+        </w:rPr>
+      </w:pPr>
+    </w:p>
+    <w:p>
+      <w:pPr>
+        <w:rPr>
+          <w:i/>
+          <w:iCs/>
+          <w:sz w:val="22"/>
+          <w:szCs w:val="22"/>
+        </w:rPr>
+      </w:pPr>
+    </w:p>
+    <w:p>
+      <w:pPr>
+        <w:rPr>
+          <w:i/>
+          <w:iCs/>
+          <w:sz w:val="22"/>
+          <w:szCs w:val="22"/>
+        </w:rPr>
+      </w:pPr>
+    </w:p>
+    <w:p>
+      <w:pPr>
+        <w:rPr>
+          <w:i/>
+          <w:iCs/>
+          <w:sz w:val="22"/>
+          <w:szCs w:val="22"/>
+        </w:rPr>
+      </w:pPr>
+    </w:p>
+    <w:p>
+      <w:pPr>
+        <w:rPr>
+          <w:i/>
+          <w:iCs/>
+          <w:sz w:val="22"/>
+          <w:szCs w:val="22"/>
+        </w:rPr>
+      </w:pPr>
+    </w:p>
+    <w:p>
+      <w:pPr>
+        <w:rPr>
+          <w:i/>
+          <w:iCs/>
+          <w:sz w:val="22"/>
+          <w:szCs w:val="22"/>
+        </w:rPr>
+      </w:pPr>
+    </w:p>
+    <w:p>
+      <w:pPr>
         <w:pStyle w:val="Heading1"/>
       </w:pPr>
       <w:bookmarkStart w:id="12" w:name="_Toc223423612"/>
+      <w:r>
+        <w:rPr>
+          <w:i/>
+          <w:iCs/>
+          <w:sz w:val="22"/>
+          <w:szCs w:val="22"/>
+        </w:rPr>
+        <w:lastRenderedPageBreak/>
+        <w:drawing>
+          <wp:anchor distT="0" distB="0" distL="114300" distR="114300" simplePos="0" relativeHeight="251660288" behindDoc="0" locked="0" layoutInCell="1" allowOverlap="1" wp14:anchorId="1ADCC9B8" wp14:editId="030D4337">
+            <wp:simplePos x="0" y="0"/>
+            <wp:positionH relativeFrom="margin">
+              <wp:align>right</wp:align>
+            </wp:positionH>
+            <wp:positionV relativeFrom="paragraph">
+              <wp:posOffset>401531</wp:posOffset>
+            </wp:positionV>
+            <wp:extent cx="2589131" cy="2150534"/>
+            <wp:effectExtent l="0" t="0" r="1905" b="2540"/>
+            <wp:wrapSquare wrapText="bothSides"/>
+            <wp:docPr id="1253771321" name="Picture 1"/>
+            <wp:cNvGraphicFramePr>
+              <a:graphicFrameLocks xmlns:a="http://schemas.openxmlformats.org/drawingml/2006/main" noChangeAspect="1"/>
+            </wp:cNvGraphicFramePr>
+            <a:graphic xmlns:a="http://schemas.openxmlformats.org/drawingml/2006/main">
+              <a:graphicData uri="http://schemas.openxmlformats.org/drawingml/2006/picture">
+                <pic:pic xmlns:pic="http://schemas.openxmlformats.org/drawingml/2006/picture">
+                  <pic:nvPicPr>
+                    <pic:cNvPr id="1253771321" name=""/>
+                    <pic:cNvPicPr/>
+                  </pic:nvPicPr>
+                  <pic:blipFill>
+                    <a:blip r:embed="rId8">
+                      <a:extLst>
+                        <a:ext uri="{28A0092B-C50C-407E-A947-70E740481C1C}">
+                          <a14:useLocalDpi xmlns:a14="http://schemas.microsoft.com/office/drawing/2010/main" val="0"/>
+                        </a:ext>
+                      </a:extLst>
+                    </a:blip>
+                    <a:stretch>
+                      <a:fillRect/>
+                    </a:stretch>
+                  </pic:blipFill>
+                  <pic:spPr>
+                    <a:xfrm>
+                      <a:off x="0" y="0"/>
+                      <a:ext cx="2589131" cy="2150534"/>
+                    </a:xfrm>
+                    <a:prstGeom prst="rect">
+                      <a:avLst/>
+                    </a:prstGeom>
+                  </pic:spPr>
+                </pic:pic>
+              </a:graphicData>
+            </a:graphic>
+          </wp:anchor>
+        </w:drawing>
+      </w:r>
       <w:r>
         <w:t xml:space="preserve">Array </w:t>
       </w:r>
@@ -3446,6 +3593,799 @@
         </w:rPr>
         <w:t xml:space="preserve"> Can print full cards or specific information about each object (employees maybe)</w:t>
       </w:r>
+      <w:r>
+        <w:rPr>
+          <w:i/>
+          <w:iCs/>
+          <w:sz w:val="22"/>
+          <w:szCs w:val="22"/>
+        </w:rPr>
+        <w:t>.</w:t>
+      </w:r>
+    </w:p>
+    <w:p>
+      <w:pPr>
+        <w:pStyle w:val="ListParagraph"/>
+        <w:numPr>
+          <w:ilvl w:val="0"/>
+          <w:numId w:val="11"/>
+        </w:numPr>
+        <w:rPr>
+          <w:i/>
+          <w:iCs/>
+          <w:sz w:val="22"/>
+          <w:szCs w:val="22"/>
+        </w:rPr>
+      </w:pPr>
+      <w:r>
+        <w:rPr>
+          <w:i/>
+          <w:iCs/>
+          <w:sz w:val="22"/>
+          <w:szCs w:val="22"/>
+        </w:rPr>
+        <w:t xml:space="preserve">To output </w:t>
+      </w:r>
+      <w:r>
+        <w:rPr>
+          <w:i/>
+          <w:iCs/>
+          <w:sz w:val="22"/>
+          <w:szCs w:val="22"/>
+        </w:rPr>
+        <w:t>as a series of cards</w:t>
+      </w:r>
+      <w:r>
+        <w:rPr>
+          <w:i/>
+          <w:iCs/>
+          <w:sz w:val="22"/>
+          <w:szCs w:val="22"/>
+        </w:rPr>
+        <w:t xml:space="preserve"> </w:t>
+      </w:r>
+      <w:r>
+        <w:rPr>
+          <w:i/>
+          <w:iCs/>
+          <w:sz w:val="22"/>
+          <w:szCs w:val="22"/>
+        </w:rPr>
+        <w:sym w:font="Wingdings" w:char="F0E8"/>
+      </w:r>
+    </w:p>
+    <w:p>
+      <w:pPr>
+        <w:pStyle w:val="ListParagraph"/>
+        <w:numPr>
+          <w:ilvl w:val="0"/>
+          <w:numId w:val="11"/>
+        </w:numPr>
+        <w:rPr>
+          <w:i/>
+          <w:iCs/>
+          <w:sz w:val="22"/>
+          <w:szCs w:val="22"/>
+        </w:rPr>
+      </w:pPr>
+      <w:r>
+        <w:rPr>
+          <w:i/>
+          <w:iCs/>
+          <w:sz w:val="22"/>
+          <w:szCs w:val="22"/>
+        </w:rPr>
+        <w:t xml:space="preserve">Can use all the same </w:t>
+      </w:r>
+      <w:r>
+        <w:rPr>
+          <w:i/>
+          <w:iCs/>
+          <w:sz w:val="22"/>
+          <w:szCs w:val="22"/>
+        </w:rPr>
+        <w:t>methods as normal arrays, all work the same.</w:t>
+      </w:r>
+    </w:p>
+    <w:p>
+      <w:pPr>
+        <w:ind w:left="360"/>
+        <w:rPr>
+          <w:i/>
+          <w:iCs/>
+          <w:sz w:val="22"/>
+          <w:szCs w:val="22"/>
+        </w:rPr>
+      </w:pPr>
+    </w:p>
+    <w:p>
+      <w:pPr>
+        <w:pStyle w:val="Heading2"/>
+      </w:pPr>
+      <w:r>
+        <w:t>Searc</w:t>
+      </w:r>
+      <w:r>
+        <w:t>h</w:t>
+      </w:r>
+    </w:p>
+    <w:p>
+      <w:pPr>
+        <w:pStyle w:val="ListParagraph"/>
+        <w:numPr>
+          <w:ilvl w:val="0"/>
+          <w:numId w:val="16"/>
+        </w:numPr>
+        <w:rPr>
+          <w:i/>
+          <w:iCs/>
+          <w:sz w:val="22"/>
+          <w:szCs w:val="22"/>
+        </w:rPr>
+      </w:pPr>
+      <w:r>
+        <w:rPr>
+          <w:i/>
+          <w:iCs/>
+          <w:sz w:val="22"/>
+          <w:szCs w:val="22"/>
+        </w:rPr>
+        <w:t>f</w:t>
+      </w:r>
+      <w:r>
+        <w:rPr>
+          <w:i/>
+          <w:iCs/>
+          <w:sz w:val="22"/>
+          <w:szCs w:val="22"/>
+        </w:rPr>
+        <w:t>ilter()</w:t>
+      </w:r>
+      <w:r>
+        <w:rPr>
+          <w:i/>
+          <w:iCs/>
+          <w:sz w:val="22"/>
+          <w:szCs w:val="22"/>
+        </w:rPr>
+        <w:t xml:space="preserve"> </w:t>
+      </w:r>
+      <w:r>
+        <w:rPr>
+          <w:i/>
+          <w:iCs/>
+          <w:sz w:val="22"/>
+          <w:szCs w:val="22"/>
+        </w:rPr>
+        <w:t>*</w:t>
+      </w:r>
+      <w:r>
+        <w:rPr>
+          <w:i/>
+          <w:iCs/>
+          <w:sz w:val="22"/>
+          <w:szCs w:val="22"/>
+        </w:rPr>
+        <w:t>make sure to convert to lower or upper case before</w:t>
+      </w:r>
+      <w:r>
+        <w:rPr>
+          <w:i/>
+          <w:iCs/>
+          <w:sz w:val="22"/>
+          <w:szCs w:val="22"/>
+        </w:rPr>
+        <w:t>*</w:t>
+      </w:r>
+    </w:p>
+    <w:p>
+      <w:pPr>
+        <w:pStyle w:val="ListParagraph"/>
+        <w:numPr>
+          <w:ilvl w:val="0"/>
+          <w:numId w:val="16"/>
+        </w:numPr>
+        <w:rPr>
+          <w:i/>
+          <w:iCs/>
+          <w:sz w:val="22"/>
+          <w:szCs w:val="22"/>
+        </w:rPr>
+      </w:pPr>
+      <w:r>
+        <w:rPr>
+          <w:i/>
+          <w:iCs/>
+          <w:sz w:val="22"/>
+          <w:szCs w:val="22"/>
+        </w:rPr>
+        <w:t>Use &amp;&amp; to have multiple conditions.</w:t>
+      </w:r>
+    </w:p>
+    <w:p>
+      <w:pPr>
+        <w:pStyle w:val="Heading2"/>
+      </w:pPr>
+      <w:r>
+        <w:t>Sort</w:t>
+      </w:r>
+    </w:p>
+    <w:p>
+      <w:pPr>
+        <w:pStyle w:val="ListParagraph"/>
+        <w:numPr>
+          <w:ilvl w:val="0"/>
+          <w:numId w:val="18"/>
+        </w:numPr>
+        <w:rPr>
+          <w:i/>
+          <w:iCs/>
+          <w:sz w:val="22"/>
+          <w:szCs w:val="22"/>
+        </w:rPr>
+      </w:pPr>
+      <w:r>
+        <w:rPr>
+          <w:i/>
+          <w:iCs/>
+          <w:sz w:val="22"/>
+          <w:szCs w:val="22"/>
+        </w:rPr>
+        <w:t>‘let copy = friends.slice();’  creates a copy to work with the avoid altering original array.</w:t>
+      </w:r>
+    </w:p>
+    <w:p>
+      <w:pPr>
+        <w:pStyle w:val="ListParagraph"/>
+        <w:numPr>
+          <w:ilvl w:val="0"/>
+          <w:numId w:val="18"/>
+        </w:numPr>
+        <w:rPr>
+          <w:i/>
+          <w:iCs/>
+          <w:sz w:val="22"/>
+          <w:szCs w:val="22"/>
+        </w:rPr>
+      </w:pPr>
+      <w:r>
+        <w:drawing>
+          <wp:anchor distT="0" distB="0" distL="114300" distR="114300" simplePos="0" relativeHeight="251661312" behindDoc="0" locked="0" layoutInCell="1" allowOverlap="1" wp14:anchorId="3A18109D" wp14:editId="58CE6AAB">
+            <wp:simplePos x="0" y="0"/>
+            <wp:positionH relativeFrom="margin">
+              <wp:align>right</wp:align>
+            </wp:positionH>
+            <wp:positionV relativeFrom="paragraph">
+              <wp:posOffset>9736</wp:posOffset>
+            </wp:positionV>
+            <wp:extent cx="2727960" cy="1071326"/>
+            <wp:effectExtent l="0" t="0" r="0" b="0"/>
+            <wp:wrapSquare wrapText="bothSides"/>
+            <wp:docPr id="2042838063" name="Picture 1"/>
+            <wp:cNvGraphicFramePr>
+              <a:graphicFrameLocks xmlns:a="http://schemas.openxmlformats.org/drawingml/2006/main" noChangeAspect="1"/>
+            </wp:cNvGraphicFramePr>
+            <a:graphic xmlns:a="http://schemas.openxmlformats.org/drawingml/2006/main">
+              <a:graphicData uri="http://schemas.openxmlformats.org/drawingml/2006/picture">
+                <pic:pic xmlns:pic="http://schemas.openxmlformats.org/drawingml/2006/picture">
+                  <pic:nvPicPr>
+                    <pic:cNvPr id="2042838063" name=""/>
+                    <pic:cNvPicPr/>
+                  </pic:nvPicPr>
+                  <pic:blipFill>
+                    <a:blip r:embed="rId9">
+                      <a:extLst>
+                        <a:ext uri="{28A0092B-C50C-407E-A947-70E740481C1C}">
+                          <a14:useLocalDpi xmlns:a14="http://schemas.microsoft.com/office/drawing/2010/main" val="0"/>
+                        </a:ext>
+                      </a:extLst>
+                    </a:blip>
+                    <a:stretch>
+                      <a:fillRect/>
+                    </a:stretch>
+                  </pic:blipFill>
+                  <pic:spPr>
+                    <a:xfrm>
+                      <a:off x="0" y="0"/>
+                      <a:ext cx="2727960" cy="1071326"/>
+                    </a:xfrm>
+                    <a:prstGeom prst="rect">
+                      <a:avLst/>
+                    </a:prstGeom>
+                  </pic:spPr>
+                </pic:pic>
+              </a:graphicData>
+            </a:graphic>
+          </wp:anchor>
+        </w:drawing>
+      </w:r>
+      <w:r>
+        <w:rPr>
+          <w:i/>
+          <w:iCs/>
+          <w:sz w:val="22"/>
+          <w:szCs w:val="22"/>
+        </w:rPr>
+        <w:t>‘copy.sort(a,b) =&gt; (a.value &gt; b.value</w:t>
+      </w:r>
+      <w:r>
+        <w:rPr>
+          <w:i/>
+          <w:iCs/>
+          <w:sz w:val="22"/>
+          <w:szCs w:val="22"/>
+        </w:rPr>
+        <w:t xml:space="preserve"> ? 1 : -1);’  sort values in ascending order.</w:t>
+      </w:r>
+    </w:p>
+    <w:p>
+      <w:pPr>
+        <w:pStyle w:val="ListParagraph"/>
+        <w:numPr>
+          <w:ilvl w:val="0"/>
+          <w:numId w:val="18"/>
+        </w:numPr>
+        <w:rPr>
+          <w:i/>
+          <w:iCs/>
+          <w:sz w:val="22"/>
+          <w:szCs w:val="22"/>
+        </w:rPr>
+      </w:pPr>
+      <w:r>
+        <w:rPr>
+          <w:i/>
+          <w:iCs/>
+          <w:sz w:val="22"/>
+          <w:szCs w:val="22"/>
+        </w:rPr>
+        <w:t>Sort multiple by multiple conditions at once</w:t>
+      </w:r>
+      <w:r>
+        <w:rPr>
+          <w:i/>
+          <w:iCs/>
+          <w:sz w:val="22"/>
+          <w:szCs w:val="22"/>
+        </w:rPr>
+        <w:t xml:space="preserve"> (this sorts by job (ascending) within year (descending)</w:t>
+      </w:r>
+      <w:r>
+        <w:rPr>
+          <w:i/>
+          <w:iCs/>
+          <w:sz w:val="22"/>
+          <w:szCs w:val="22"/>
+        </w:rPr>
+        <w:t xml:space="preserve"> </w:t>
+      </w:r>
+      <w:r>
+        <w:rPr>
+          <w:i/>
+          <w:iCs/>
+          <w:sz w:val="22"/>
+          <w:szCs w:val="22"/>
+        </w:rPr>
+        <w:sym w:font="Wingdings" w:char="F0E8"/>
+      </w:r>
+    </w:p>
+    <w:p>
+      <w:pPr>
+        <w:ind w:left="360"/>
+        <w:rPr>
+          <w:i/>
+          <w:iCs/>
+          <w:sz w:val="22"/>
+          <w:szCs w:val="22"/>
+        </w:rPr>
+      </w:pPr>
+    </w:p>
+    <w:p>
+      <w:pPr>
+        <w:pStyle w:val="Heading2"/>
+      </w:pPr>
+      <w:r>
+        <w:t>Finding most recent</w:t>
+      </w:r>
+    </w:p>
+    <w:p>
+      <w:pPr>
+        <w:pStyle w:val="ListParagraph"/>
+        <w:numPr>
+          <w:ilvl w:val="0"/>
+          <w:numId w:val="11"/>
+        </w:numPr>
+        <w:rPr>
+          <w:i/>
+          <w:iCs/>
+          <w:sz w:val="22"/>
+          <w:szCs w:val="22"/>
+        </w:rPr>
+      </w:pPr>
+      <w:r>
+        <w:rPr>
+          <w:i/>
+          <w:iCs/>
+          <w:sz w:val="22"/>
+          <w:szCs w:val="22"/>
+        </w:rPr>
+        <w:t xml:space="preserve"> </w:t>
+      </w:r>
+      <w:r>
+        <w:rPr>
+          <w:i/>
+          <w:iCs/>
+          <w:sz w:val="22"/>
+          <w:szCs w:val="22"/>
+        </w:rPr>
+        <w:t>Extract year</w:t>
+      </w:r>
+      <w:r>
+        <w:rPr>
+          <w:i/>
+          <w:iCs/>
+          <w:sz w:val="22"/>
+          <w:szCs w:val="22"/>
+        </w:rPr>
+        <w:t xml:space="preserve"> values</w:t>
+      </w:r>
+      <w:r>
+        <w:rPr>
+          <w:i/>
+          <w:iCs/>
+          <w:sz w:val="22"/>
+          <w:szCs w:val="22"/>
+        </w:rPr>
+        <w:t xml:space="preserve"> ‘</w:t>
+      </w:r>
+      <w:r>
+        <w:rPr>
+          <w:i/>
+          <w:iCs/>
+          <w:sz w:val="22"/>
+          <w:szCs w:val="22"/>
+        </w:rPr>
+        <w:t>array.</w:t>
+      </w:r>
+      <w:r>
+        <w:rPr>
+          <w:i/>
+          <w:iCs/>
+          <w:sz w:val="22"/>
+          <w:szCs w:val="22"/>
+        </w:rPr>
+        <w:t>map()</w:t>
+      </w:r>
+      <w:r>
+        <w:rPr>
+          <w:i/>
+          <w:iCs/>
+          <w:sz w:val="22"/>
+          <w:szCs w:val="22"/>
+        </w:rPr>
+        <w:t xml:space="preserve"> (</w:t>
+      </w:r>
+      <w:r>
+        <w:rPr>
+          <w:i/>
+          <w:iCs/>
+          <w:sz w:val="22"/>
+          <w:szCs w:val="22"/>
+        </w:rPr>
+        <w:t>friend</w:t>
+      </w:r>
+      <w:r>
+        <w:rPr>
+          <w:i/>
+          <w:iCs/>
+          <w:sz w:val="22"/>
+          <w:szCs w:val="22"/>
+        </w:rPr>
+        <w:t xml:space="preserve"> =&gt; </w:t>
+      </w:r>
+      <w:r>
+        <w:rPr>
+          <w:i/>
+          <w:iCs/>
+          <w:sz w:val="22"/>
+          <w:szCs w:val="22"/>
+        </w:rPr>
+        <w:t>friend</w:t>
+      </w:r>
+      <w:r>
+        <w:rPr>
+          <w:i/>
+          <w:iCs/>
+          <w:sz w:val="22"/>
+          <w:szCs w:val="22"/>
+        </w:rPr>
+        <w:t>.</w:t>
+      </w:r>
+      <w:r>
+        <w:rPr>
+          <w:i/>
+          <w:iCs/>
+          <w:sz w:val="22"/>
+          <w:szCs w:val="22"/>
+        </w:rPr>
+        <w:t>joined</w:t>
+      </w:r>
+      <w:r>
+        <w:rPr>
+          <w:i/>
+          <w:iCs/>
+          <w:sz w:val="22"/>
+          <w:szCs w:val="22"/>
+        </w:rPr>
+        <w:t xml:space="preserve">’ </w:t>
+      </w:r>
+      <w:r>
+        <w:rPr>
+          <w:i/>
+          <w:iCs/>
+          <w:sz w:val="22"/>
+          <w:szCs w:val="22"/>
+        </w:rPr>
+        <w:t>.</w:t>
+      </w:r>
+    </w:p>
+    <w:p>
+      <w:pPr>
+        <w:pStyle w:val="ListParagraph"/>
+        <w:numPr>
+          <w:ilvl w:val="0"/>
+          <w:numId w:val="11"/>
+        </w:numPr>
+        <w:rPr>
+          <w:i/>
+          <w:iCs/>
+          <w:sz w:val="22"/>
+          <w:szCs w:val="22"/>
+        </w:rPr>
+      </w:pPr>
+      <w:r>
+        <w:rPr>
+          <w:i/>
+          <w:iCs/>
+          <w:sz w:val="22"/>
+          <w:szCs w:val="22"/>
+        </w:rPr>
+        <w:t>O</w:t>
+      </w:r>
+      <w:r>
+        <w:rPr>
+          <w:i/>
+          <w:iCs/>
+          <w:sz w:val="22"/>
+          <w:szCs w:val="22"/>
+        </w:rPr>
+        <w:t>btain highest</w:t>
+      </w:r>
+      <w:r>
+        <w:rPr>
+          <w:i/>
+          <w:iCs/>
+          <w:sz w:val="22"/>
+          <w:szCs w:val="22"/>
+        </w:rPr>
+        <w:t xml:space="preserve"> year value </w:t>
+      </w:r>
+      <w:r>
+        <w:rPr>
+          <w:i/>
+          <w:iCs/>
+          <w:sz w:val="22"/>
+          <w:szCs w:val="22"/>
+        </w:rPr>
+        <w:t xml:space="preserve"> </w:t>
+      </w:r>
+      <w:r>
+        <w:rPr>
+          <w:i/>
+          <w:iCs/>
+          <w:sz w:val="22"/>
+          <w:szCs w:val="22"/>
+        </w:rPr>
+        <w:t>‘</w:t>
+      </w:r>
+      <w:r>
+        <w:rPr>
+          <w:i/>
+          <w:iCs/>
+          <w:sz w:val="22"/>
+          <w:szCs w:val="22"/>
+        </w:rPr>
+        <w:t xml:space="preserve">let recent = </w:t>
+      </w:r>
+      <w:r>
+        <w:rPr>
+          <w:i/>
+          <w:iCs/>
+          <w:sz w:val="22"/>
+          <w:szCs w:val="22"/>
+        </w:rPr>
+        <w:t>Math.max</w:t>
+      </w:r>
+      <w:r>
+        <w:rPr>
+          <w:i/>
+          <w:iCs/>
+          <w:sz w:val="22"/>
+          <w:szCs w:val="22"/>
+        </w:rPr>
+        <w:t xml:space="preserve">(…friends.map(friend </w:t>
+      </w:r>
+      <w:r>
+        <w:rPr>
+          <w:i/>
+          <w:iCs/>
+          <w:sz w:val="22"/>
+          <w:szCs w:val="22"/>
+        </w:rPr>
+        <w:t>=&gt; friend.joined));</w:t>
+      </w:r>
+      <w:r>
+        <w:rPr>
+          <w:i/>
+          <w:iCs/>
+          <w:sz w:val="22"/>
+          <w:szCs w:val="22"/>
+        </w:rPr>
+        <w:t>’    *the … converts to a set of elements rather than an array*</w:t>
+      </w:r>
+    </w:p>
+    <w:p>
+      <w:pPr>
+        <w:pStyle w:val="ListParagraph"/>
+        <w:numPr>
+          <w:ilvl w:val="0"/>
+          <w:numId w:val="11"/>
+        </w:numPr>
+        <w:rPr>
+          <w:i/>
+          <w:iCs/>
+          <w:sz w:val="22"/>
+          <w:szCs w:val="22"/>
+        </w:rPr>
+      </w:pPr>
+      <w:r>
+        <w:rPr>
+          <w:i/>
+          <w:iCs/>
+          <w:sz w:val="22"/>
+          <w:szCs w:val="22"/>
+        </w:rPr>
+        <w:t>M</w:t>
+      </w:r>
+      <w:r>
+        <w:rPr>
+          <w:i/>
+          <w:iCs/>
+          <w:sz w:val="22"/>
+          <w:szCs w:val="22"/>
+        </w:rPr>
+        <w:t>atch with object ‘</w:t>
+      </w:r>
+      <w:r>
+        <w:rPr>
+          <w:i/>
+          <w:iCs/>
+          <w:sz w:val="22"/>
+          <w:szCs w:val="22"/>
+        </w:rPr>
+        <w:t>let filtered = friends.</w:t>
+      </w:r>
+      <w:r>
+        <w:rPr>
+          <w:i/>
+          <w:iCs/>
+          <w:sz w:val="22"/>
+          <w:szCs w:val="22"/>
+        </w:rPr>
+        <w:t>filter(</w:t>
+      </w:r>
+      <w:r>
+        <w:rPr>
+          <w:i/>
+          <w:iCs/>
+          <w:sz w:val="22"/>
+          <w:szCs w:val="22"/>
+        </w:rPr>
+        <w:t>friend =&gt; friend.joined === recent</w:t>
+      </w:r>
+      <w:r>
+        <w:rPr>
+          <w:i/>
+          <w:iCs/>
+          <w:sz w:val="22"/>
+          <w:szCs w:val="22"/>
+        </w:rPr>
+        <w:t>)</w:t>
+      </w:r>
+      <w:r>
+        <w:rPr>
+          <w:i/>
+          <w:iCs/>
+          <w:sz w:val="22"/>
+          <w:szCs w:val="22"/>
+        </w:rPr>
+        <w:t>;</w:t>
+      </w:r>
+      <w:r>
+        <w:rPr>
+          <w:i/>
+          <w:iCs/>
+          <w:sz w:val="22"/>
+          <w:szCs w:val="22"/>
+        </w:rPr>
+        <w:t>’</w:t>
+      </w:r>
+    </w:p>
+    <w:p>
+      <w:pPr>
+        <w:pStyle w:val="ListParagraph"/>
+        <w:rPr>
+          <w:i/>
+          <w:iCs/>
+          <w:sz w:val="22"/>
+          <w:szCs w:val="22"/>
+        </w:rPr>
+      </w:pPr>
+    </w:p>
+    <w:p>
+      <w:pPr>
+        <w:pStyle w:val="ListParagraph"/>
+        <w:rPr>
+          <w:i/>
+          <w:iCs/>
+          <w:sz w:val="22"/>
+          <w:szCs w:val="22"/>
+        </w:rPr>
+      </w:pPr>
+    </w:p>
+    <w:p>
+      <w:pPr>
+        <w:pStyle w:val="ListParagraph"/>
+        <w:rPr>
+          <w:i/>
+          <w:iCs/>
+          <w:sz w:val="22"/>
+          <w:szCs w:val="22"/>
+        </w:rPr>
+      </w:pPr>
+    </w:p>
+    <w:p>
+      <w:pPr>
+        <w:pStyle w:val="ListParagraph"/>
+        <w:rPr>
+          <w:i/>
+          <w:iCs/>
+          <w:sz w:val="22"/>
+          <w:szCs w:val="22"/>
+        </w:rPr>
+      </w:pPr>
+    </w:p>
+    <w:p>
+      <w:pPr>
+        <w:pStyle w:val="ListParagraph"/>
+        <w:rPr>
+          <w:i/>
+          <w:iCs/>
+          <w:sz w:val="22"/>
+          <w:szCs w:val="22"/>
+        </w:rPr>
+      </w:pPr>
+    </w:p>
+    <w:p>
+      <w:pPr>
+        <w:pStyle w:val="ListParagraph"/>
+        <w:rPr>
+          <w:i/>
+          <w:iCs/>
+          <w:sz w:val="22"/>
+          <w:szCs w:val="22"/>
+        </w:rPr>
+      </w:pPr>
     </w:p>
     <w:p>
       <w:pPr>
@@ -3453,6 +4393,7 @@
       </w:pPr>
       <w:bookmarkStart w:id="13" w:name="_Toc223423613"/>
       <w:r>
+        <w:lastRenderedPageBreak/>
         <w:t>JavaScript Templates</w:t>
       </w:r>
       <w:bookmarkEnd w:id="13"/>
@@ -3538,19 +4479,6 @@
     </w:p>
     <w:p>
       <w:pPr>
-        <w:ind w:left="360"/>
-        <w:rPr>
-          <w:b/>
-          <w:bCs/>
-          <w:i/>
-          <w:iCs/>
-          <w:sz w:val="22"/>
-          <w:szCs w:val="22"/>
-        </w:rPr>
-      </w:pPr>
-    </w:p>
-    <w:p>
-      <w:pPr>
         <w:pStyle w:val="Heading1"/>
         <w:rPr>
           <w:sz w:val="22"/>
@@ -3559,7 +4487,6 @@
       </w:pPr>
       <w:bookmarkStart w:id="14" w:name="_Toc223423614"/>
       <w:r>
-        <w:lastRenderedPageBreak/>
         <w:t>Handlebars</w:t>
       </w:r>
       <w:bookmarkEnd w:id="14"/>
@@ -3646,6 +4573,7 @@
         <w:rPr>
           <w:i/>
           <w:iCs/>
+          <w:noProof/>
           <w:sz w:val="22"/>
           <w:szCs w:val="22"/>
         </w:rPr>
@@ -3673,7 +4601,7 @@
                     <pic:cNvPicPr/>
                   </pic:nvPicPr>
                   <pic:blipFill>
-                    <a:blip r:embed="rId8">
+                    <a:blip r:embed="rId10">
                       <a:extLst>
                         <a:ext uri="{28A0092B-C50C-407E-A947-70E740481C1C}">
                           <a14:useLocalDpi xmlns:a14="http://schemas.microsoft.com/office/drawing/2010/main" val="0"/>
@@ -3709,6 +4637,7 @@
         <w:rPr>
           <w:i/>
           <w:iCs/>
+          <w:noProof/>
           <w:sz w:val="22"/>
           <w:szCs w:val="22"/>
         </w:rPr>
@@ -3728,7 +4657,7 @@
                     <pic:cNvPicPr/>
                   </pic:nvPicPr>
                   <pic:blipFill>
-                    <a:blip r:embed="rId9"/>
+                    <a:blip r:embed="rId11"/>
                     <a:stretch>
                       <a:fillRect/>
                     </a:stretch>
@@ -3763,6 +4692,7 @@
         <w:rPr>
           <w:i/>
           <w:iCs/>
+          <w:noProof/>
           <w:sz w:val="22"/>
           <w:szCs w:val="22"/>
         </w:rPr>
@@ -3782,7 +4712,7 @@
                     <pic:cNvPicPr/>
                   </pic:nvPicPr>
                   <pic:blipFill>
-                    <a:blip r:embed="rId10"/>
+                    <a:blip r:embed="rId12"/>
                     <a:stretch>
                       <a:fillRect/>
                     </a:stretch>
@@ -3919,7 +4849,7 @@
     </w:p>
     <w:p>
       <w:pPr>
-        <w:pStyle w:val="Heading1"/>
+        <w:pStyle w:val="Heading2"/>
       </w:pPr>
       <w:r>
         <w:t>Handlebars Expressions</w:t>
@@ -3978,10 +4908,21 @@
     </w:p>
     <w:p>
       <w:pPr>
-        <w:pStyle w:val="Heading1"/>
-      </w:pPr>
-      <w:r>
-        <w:t>Handlebars Helps</w:t>
+        <w:ind w:left="360"/>
+      </w:pPr>
+    </w:p>
+    <w:p>
+      <w:pPr>
+        <w:pStyle w:val="Heading2"/>
+      </w:pPr>
+      <w:r>
+        <w:t>Handlebars Help</w:t>
+      </w:r>
+      <w:r>
+        <w:t>er</w:t>
+      </w:r>
+      <w:r>
+        <w:t>s</w:t>
       </w:r>
     </w:p>
     <w:p>
@@ -4039,6 +4980,7 @@
           <w:b/>
           <w:bCs/>
         </w:rPr>
+        <w:lastRenderedPageBreak/>
         <w:t>With</w:t>
       </w:r>
       <w:r>
@@ -4143,9 +5085,118 @@
         <w:t>.</w:t>
       </w:r>
     </w:p>
+    <w:p>
+      <w:pPr>
+        <w:pStyle w:val="Heading2"/>
+      </w:pPr>
+      <w:r>
+        <w:t>Custom Helpers</w:t>
+      </w:r>
+    </w:p>
+    <w:p>
+      <w:pPr>
+        <w:pStyle w:val="ListParagraph"/>
+        <w:numPr>
+          <w:ilvl w:val="0"/>
+          <w:numId w:val="19"/>
+        </w:numPr>
+      </w:pPr>
+      <w:r>
+        <w:t>‘Handlebars.registerHelper(“name”, function);’</w:t>
+      </w:r>
+    </w:p>
+    <w:p>
+      <w:pPr>
+        <w:pStyle w:val="ListParagraph"/>
+        <w:numPr>
+          <w:ilvl w:val="0"/>
+          <w:numId w:val="19"/>
+        </w:numPr>
+      </w:pPr>
+      <w:r>
+        <w:t>‘Handlebars.registerHelper(“upper”, text =&gt; text.toUpperCase());’ creates helper to turn text to uppercase.</w:t>
+      </w:r>
+    </w:p>
+    <w:p>
+      <w:pPr>
+        <w:pStyle w:val="ListParagraph"/>
+        <w:numPr>
+          <w:ilvl w:val="0"/>
+          <w:numId w:val="19"/>
+        </w:numPr>
+      </w:pPr>
+      <w:r>
+        <w:t>To use just put it in the Handlebars expression ‘{{upper fullname}}</w:t>
+      </w:r>
+      <w:r>
+        <w:t>’.</w:t>
+      </w:r>
+    </w:p>
+    <w:p>
+      <w:pPr>
+        <w:pStyle w:val="Heading2"/>
+      </w:pPr>
+      <w:r>
+        <w:t>Reusable code</w:t>
+      </w:r>
+    </w:p>
+    <w:p>
+      <w:pPr>
+        <w:pStyle w:val="ListParagraph"/>
+        <w:numPr>
+          <w:ilvl w:val="0"/>
+          <w:numId w:val="20"/>
+        </w:numPr>
+      </w:pPr>
+      <w:r>
+        <w:t>If we have a few templates on a page, we can create a function with the 3 steps and pass the required parameters in to reuse it.</w:t>
+      </w:r>
+    </w:p>
+    <w:p>
+      <w:pPr>
+        <w:pStyle w:val="ListParagraph"/>
+      </w:pPr>
+      <w:r>
+        <w:drawing>
+          <wp:inline distT="0" distB="0" distL="0" distR="0" wp14:anchorId="0D2D4407" wp14:editId="151C7103">
+            <wp:extent cx="3318933" cy="1333677"/>
+            <wp:effectExtent l="0" t="0" r="0" b="0"/>
+            <wp:docPr id="1184811300" name="Picture 1"/>
+            <wp:cNvGraphicFramePr>
+              <a:graphicFrameLocks xmlns:a="http://schemas.openxmlformats.org/drawingml/2006/main" noChangeAspect="1"/>
+            </wp:cNvGraphicFramePr>
+            <a:graphic xmlns:a="http://schemas.openxmlformats.org/drawingml/2006/main">
+              <a:graphicData uri="http://schemas.openxmlformats.org/drawingml/2006/picture">
+                <pic:pic xmlns:pic="http://schemas.openxmlformats.org/drawingml/2006/picture">
+                  <pic:nvPicPr>
+                    <pic:cNvPr id="1184811300" name=""/>
+                    <pic:cNvPicPr/>
+                  </pic:nvPicPr>
+                  <pic:blipFill>
+                    <a:blip r:embed="rId13"/>
+                    <a:stretch>
+                      <a:fillRect/>
+                    </a:stretch>
+                  </pic:blipFill>
+                  <pic:spPr>
+                    <a:xfrm>
+                      <a:off x="0" y="0"/>
+                      <a:ext cx="3340611" cy="1342388"/>
+                    </a:xfrm>
+                    <a:prstGeom prst="rect">
+                      <a:avLst/>
+                    </a:prstGeom>
+                  </pic:spPr>
+                </pic:pic>
+              </a:graphicData>
+            </a:graphic>
+          </wp:inline>
+        </w:drawing>
+      </w:r>
+    </w:p>
     <w:sectPr>
-      <w:headerReference w:type="default" r:id="rId11"/>
-      <w:footerReference w:type="default" r:id="rId12"/>
+      <w:headerReference w:type="default" r:id="rId14"/>
+      <w:footerReference w:type="default" r:id="rId15"/>
       <w:pgSz w:w="11906" w:h="16838"/>
       <w:pgMar w:top="1440" w:right="1440" w:bottom="1440" w:left="1440" w:header="708" w:footer="708" w:gutter="0"/>
       <w:cols w:space="708"/>
@@ -4190,6 +5241,7 @@
         <w:docPartUnique/>
       </w:docPartObj>
     </w:sdtPr>
+    <w:sdtEndPr/>
     <w:sdtContent>
       <w:p>
         <w:pPr>
@@ -4849,6 +5901,119 @@
     </w:lvl>
   </w:abstractNum>
   <w:abstractNum w:abstractNumId="5" w15:restartNumberingAfterBreak="0">
+    <w:nsid w:val="1A427C03"/>
+    <w:multiLevelType w:val="hybridMultilevel"/>
+    <w:tmpl w:val="8258F50E"/>
+    <w:lvl w:ilvl="0" w:tplc="18090001">
+      <w:start w:val="1"/>
+      <w:numFmt w:val="bullet"/>
+      <w:lvlText w:val=""/>
+      <w:lvlJc w:val="left"/>
+      <w:pPr>
+        <w:ind w:left="760" w:hanging="360"/>
+      </w:pPr>
+      <w:rPr>
+        <w:rFonts w:ascii="Symbol" w:hAnsi="Symbol" w:hint="default"/>
+      </w:rPr>
+    </w:lvl>
+    <w:lvl w:ilvl="1" w:tplc="18090003" w:tentative="1">
+      <w:start w:val="1"/>
+      <w:numFmt w:val="bullet"/>
+      <w:lvlText w:val="o"/>
+      <w:lvlJc w:val="left"/>
+      <w:pPr>
+        <w:ind w:left="1480" w:hanging="360"/>
+      </w:pPr>
+      <w:rPr>
+        <w:rFonts w:ascii="Courier New" w:hAnsi="Courier New" w:cs="Courier New" w:hint="default"/>
+      </w:rPr>
+    </w:lvl>
+    <w:lvl w:ilvl="2" w:tplc="18090005" w:tentative="1">
+      <w:start w:val="1"/>
+      <w:numFmt w:val="bullet"/>
+      <w:lvlText w:val=""/>
+      <w:lvlJc w:val="left"/>
+      <w:pPr>
+        <w:ind w:left="2200" w:hanging="360"/>
+      </w:pPr>
+      <w:rPr>
+        <w:rFonts w:ascii="Wingdings" w:hAnsi="Wingdings" w:hint="default"/>
+      </w:rPr>
+    </w:lvl>
+    <w:lvl w:ilvl="3" w:tplc="18090001" w:tentative="1">
+      <w:start w:val="1"/>
+      <w:numFmt w:val="bullet"/>
+      <w:lvlText w:val=""/>
+      <w:lvlJc w:val="left"/>
+      <w:pPr>
+        <w:ind w:left="2920" w:hanging="360"/>
+      </w:pPr>
+      <w:rPr>
+        <w:rFonts w:ascii="Symbol" w:hAnsi="Symbol" w:hint="default"/>
+      </w:rPr>
+    </w:lvl>
+    <w:lvl w:ilvl="4" w:tplc="18090003" w:tentative="1">
+      <w:start w:val="1"/>
+      <w:numFmt w:val="bullet"/>
+      <w:lvlText w:val="o"/>
+      <w:lvlJc w:val="left"/>
+      <w:pPr>
+        <w:ind w:left="3640" w:hanging="360"/>
+      </w:pPr>
+      <w:rPr>
+        <w:rFonts w:ascii="Courier New" w:hAnsi="Courier New" w:cs="Courier New" w:hint="default"/>
+      </w:rPr>
+    </w:lvl>
+    <w:lvl w:ilvl="5" w:tplc="18090005" w:tentative="1">
+      <w:start w:val="1"/>
+      <w:numFmt w:val="bullet"/>
+      <w:lvlText w:val=""/>
+      <w:lvlJc w:val="left"/>
+      <w:pPr>
+        <w:ind w:left="4360" w:hanging="360"/>
+      </w:pPr>
+      <w:rPr>
+        <w:rFonts w:ascii="Wingdings" w:hAnsi="Wingdings" w:hint="default"/>
+      </w:rPr>
+    </w:lvl>
+    <w:lvl w:ilvl="6" w:tplc="18090001" w:tentative="1">
+      <w:start w:val="1"/>
+      <w:numFmt w:val="bullet"/>
+      <w:lvlText w:val=""/>
+      <w:lvlJc w:val="left"/>
+      <w:pPr>
+        <w:ind w:left="5080" w:hanging="360"/>
+      </w:pPr>
+      <w:rPr>
+        <w:rFonts w:ascii="Symbol" w:hAnsi="Symbol" w:hint="default"/>
+      </w:rPr>
+    </w:lvl>
+    <w:lvl w:ilvl="7" w:tplc="18090003" w:tentative="1">
+      <w:start w:val="1"/>
+      <w:numFmt w:val="bullet"/>
+      <w:lvlText w:val="o"/>
+      <w:lvlJc w:val="left"/>
+      <w:pPr>
+        <w:ind w:left="5800" w:hanging="360"/>
+      </w:pPr>
+      <w:rPr>
+        <w:rFonts w:ascii="Courier New" w:hAnsi="Courier New" w:cs="Courier New" w:hint="default"/>
+      </w:rPr>
+    </w:lvl>
+    <w:lvl w:ilvl="8" w:tplc="18090005" w:tentative="1">
+      <w:start w:val="1"/>
+      <w:numFmt w:val="bullet"/>
+      <w:lvlText w:val=""/>
+      <w:lvlJc w:val="left"/>
+      <w:pPr>
+        <w:ind w:left="6520" w:hanging="360"/>
+      </w:pPr>
+      <w:rPr>
+        <w:rFonts w:ascii="Wingdings" w:hAnsi="Wingdings" w:hint="default"/>
+      </w:rPr>
+    </w:lvl>
+  </w:abstractNum>
+  <w:abstractNum w:abstractNumId="6" w15:restartNumberingAfterBreak="0">
     <w:nsid w:val="24E10D07"/>
     <w:multiLevelType w:val="hybridMultilevel"/>
     <w:tmpl w:val="FD065B7A"/>
@@ -4961,7 +6126,7 @@
       </w:rPr>
     </w:lvl>
   </w:abstractNum>
-  <w:abstractNum w:abstractNumId="6" w15:restartNumberingAfterBreak="0">
+  <w:abstractNum w:abstractNumId="7" w15:restartNumberingAfterBreak="0">
     <w:nsid w:val="30F90A4F"/>
     <w:multiLevelType w:val="hybridMultilevel"/>
     <w:tmpl w:val="5DC0F186"/>
@@ -5074,7 +6239,7 @@
       </w:rPr>
     </w:lvl>
   </w:abstractNum>
-  <w:abstractNum w:abstractNumId="7" w15:restartNumberingAfterBreak="0">
+  <w:abstractNum w:abstractNumId="8" w15:restartNumberingAfterBreak="0">
     <w:nsid w:val="36C13D9F"/>
     <w:multiLevelType w:val="hybridMultilevel"/>
     <w:tmpl w:val="791810CC"/>
@@ -5187,7 +6352,7 @@
       </w:rPr>
     </w:lvl>
   </w:abstractNum>
-  <w:abstractNum w:abstractNumId="8" w15:restartNumberingAfterBreak="0">
+  <w:abstractNum w:abstractNumId="9" w15:restartNumberingAfterBreak="0">
     <w:nsid w:val="387F0F1A"/>
     <w:multiLevelType w:val="hybridMultilevel"/>
     <w:tmpl w:val="1DEC548A"/>
@@ -5300,7 +6465,7 @@
       </w:rPr>
     </w:lvl>
   </w:abstractNum>
-  <w:abstractNum w:abstractNumId="9" w15:restartNumberingAfterBreak="0">
+  <w:abstractNum w:abstractNumId="10" w15:restartNumberingAfterBreak="0">
     <w:nsid w:val="3A050BFA"/>
     <w:multiLevelType w:val="hybridMultilevel"/>
     <w:tmpl w:val="2C1A41FA"/>
@@ -5413,7 +6578,7 @@
       </w:rPr>
     </w:lvl>
   </w:abstractNum>
-  <w:abstractNum w:abstractNumId="10" w15:restartNumberingAfterBreak="0">
+  <w:abstractNum w:abstractNumId="11" w15:restartNumberingAfterBreak="0">
     <w:nsid w:val="452A2BF0"/>
     <w:multiLevelType w:val="hybridMultilevel"/>
     <w:tmpl w:val="C0BA11B8"/>
@@ -5526,7 +6691,233 @@
       </w:rPr>
     </w:lvl>
   </w:abstractNum>
-  <w:abstractNum w:abstractNumId="11" w15:restartNumberingAfterBreak="0">
+  <w:abstractNum w:abstractNumId="12" w15:restartNumberingAfterBreak="0">
+    <w:nsid w:val="47E26524"/>
+    <w:multiLevelType w:val="hybridMultilevel"/>
+    <w:tmpl w:val="D408CEA8"/>
+    <w:lvl w:ilvl="0" w:tplc="18090001">
+      <w:start w:val="1"/>
+      <w:numFmt w:val="bullet"/>
+      <w:lvlText w:val=""/>
+      <w:lvlJc w:val="left"/>
+      <w:pPr>
+        <w:ind w:left="720" w:hanging="360"/>
+      </w:pPr>
+      <w:rPr>
+        <w:rFonts w:ascii="Symbol" w:hAnsi="Symbol" w:hint="default"/>
+      </w:rPr>
+    </w:lvl>
+    <w:lvl w:ilvl="1" w:tplc="18090003" w:tentative="1">
+      <w:start w:val="1"/>
+      <w:numFmt w:val="bullet"/>
+      <w:lvlText w:val="o"/>
+      <w:lvlJc w:val="left"/>
+      <w:pPr>
+        <w:ind w:left="1440" w:hanging="360"/>
+      </w:pPr>
+      <w:rPr>
+        <w:rFonts w:ascii="Courier New" w:hAnsi="Courier New" w:cs="Courier New" w:hint="default"/>
+      </w:rPr>
+    </w:lvl>
+    <w:lvl w:ilvl="2" w:tplc="18090005" w:tentative="1">
+      <w:start w:val="1"/>
+      <w:numFmt w:val="bullet"/>
+      <w:lvlText w:val=""/>
+      <w:lvlJc w:val="left"/>
+      <w:pPr>
+        <w:ind w:left="2160" w:hanging="360"/>
+      </w:pPr>
+      <w:rPr>
+        <w:rFonts w:ascii="Wingdings" w:hAnsi="Wingdings" w:hint="default"/>
+      </w:rPr>
+    </w:lvl>
+    <w:lvl w:ilvl="3" w:tplc="18090001" w:tentative="1">
+      <w:start w:val="1"/>
+      <w:numFmt w:val="bullet"/>
+      <w:lvlText w:val=""/>
+      <w:lvlJc w:val="left"/>
+      <w:pPr>
+        <w:ind w:left="2880" w:hanging="360"/>
+      </w:pPr>
+      <w:rPr>
+        <w:rFonts w:ascii="Symbol" w:hAnsi="Symbol" w:hint="default"/>
+      </w:rPr>
+    </w:lvl>
+    <w:lvl w:ilvl="4" w:tplc="18090003" w:tentative="1">
+      <w:start w:val="1"/>
+      <w:numFmt w:val="bullet"/>
+      <w:lvlText w:val="o"/>
+      <w:lvlJc w:val="left"/>
+      <w:pPr>
+        <w:ind w:left="3600" w:hanging="360"/>
+      </w:pPr>
+      <w:rPr>
+        <w:rFonts w:ascii="Courier New" w:hAnsi="Courier New" w:cs="Courier New" w:hint="default"/>
+      </w:rPr>
+    </w:lvl>
+    <w:lvl w:ilvl="5" w:tplc="18090005" w:tentative="1">
+      <w:start w:val="1"/>
+      <w:numFmt w:val="bullet"/>
+      <w:lvlText w:val=""/>
+      <w:lvlJc w:val="left"/>
+      <w:pPr>
+        <w:ind w:left="4320" w:hanging="360"/>
+      </w:pPr>
+      <w:rPr>
+        <w:rFonts w:ascii="Wingdings" w:hAnsi="Wingdings" w:hint="default"/>
+      </w:rPr>
+    </w:lvl>
+    <w:lvl w:ilvl="6" w:tplc="18090001" w:tentative="1">
+      <w:start w:val="1"/>
+      <w:numFmt w:val="bullet"/>
+      <w:lvlText w:val=""/>
+      <w:lvlJc w:val="left"/>
+      <w:pPr>
+        <w:ind w:left="5040" w:hanging="360"/>
+      </w:pPr>
+      <w:rPr>
+        <w:rFonts w:ascii="Symbol" w:hAnsi="Symbol" w:hint="default"/>
+      </w:rPr>
+    </w:lvl>
+    <w:lvl w:ilvl="7" w:tplc="18090003" w:tentative="1">
+      <w:start w:val="1"/>
+      <w:numFmt w:val="bullet"/>
+      <w:lvlText w:val="o"/>
+      <w:lvlJc w:val="left"/>
+      <w:pPr>
+        <w:ind w:left="5760" w:hanging="360"/>
+      </w:pPr>
+      <w:rPr>
+        <w:rFonts w:ascii="Courier New" w:hAnsi="Courier New" w:cs="Courier New" w:hint="default"/>
+      </w:rPr>
+    </w:lvl>
+    <w:lvl w:ilvl="8" w:tplc="18090005" w:tentative="1">
+      <w:start w:val="1"/>
+      <w:numFmt w:val="bullet"/>
+      <w:lvlText w:val=""/>
+      <w:lvlJc w:val="left"/>
+      <w:pPr>
+        <w:ind w:left="6480" w:hanging="360"/>
+      </w:pPr>
+      <w:rPr>
+        <w:rFonts w:ascii="Wingdings" w:hAnsi="Wingdings" w:hint="default"/>
+      </w:rPr>
+    </w:lvl>
+  </w:abstractNum>
+  <w:abstractNum w:abstractNumId="13" w15:restartNumberingAfterBreak="0">
+    <w:nsid w:val="48A407C6"/>
+    <w:multiLevelType w:val="hybridMultilevel"/>
+    <w:tmpl w:val="B142E8D8"/>
+    <w:lvl w:ilvl="0" w:tplc="18090001">
+      <w:start w:val="1"/>
+      <w:numFmt w:val="bullet"/>
+      <w:lvlText w:val=""/>
+      <w:lvlJc w:val="left"/>
+      <w:pPr>
+        <w:ind w:left="720" w:hanging="360"/>
+      </w:pPr>
+      <w:rPr>
+        <w:rFonts w:ascii="Symbol" w:hAnsi="Symbol" w:hint="default"/>
+      </w:rPr>
+    </w:lvl>
+    <w:lvl w:ilvl="1" w:tplc="18090003" w:tentative="1">
+      <w:start w:val="1"/>
+      <w:numFmt w:val="bullet"/>
+      <w:lvlText w:val="o"/>
+      <w:lvlJc w:val="left"/>
+      <w:pPr>
+        <w:ind w:left="1440" w:hanging="360"/>
+      </w:pPr>
+      <w:rPr>
+        <w:rFonts w:ascii="Courier New" w:hAnsi="Courier New" w:cs="Courier New" w:hint="default"/>
+      </w:rPr>
+    </w:lvl>
+    <w:lvl w:ilvl="2" w:tplc="18090005" w:tentative="1">
+      <w:start w:val="1"/>
+      <w:numFmt w:val="bullet"/>
+      <w:lvlText w:val=""/>
+      <w:lvlJc w:val="left"/>
+      <w:pPr>
+        <w:ind w:left="2160" w:hanging="360"/>
+      </w:pPr>
+      <w:rPr>
+        <w:rFonts w:ascii="Wingdings" w:hAnsi="Wingdings" w:hint="default"/>
+      </w:rPr>
+    </w:lvl>
+    <w:lvl w:ilvl="3" w:tplc="18090001" w:tentative="1">
+      <w:start w:val="1"/>
+      <w:numFmt w:val="bullet"/>
+      <w:lvlText w:val=""/>
+      <w:lvlJc w:val="left"/>
+      <w:pPr>
+        <w:ind w:left="2880" w:hanging="360"/>
+      </w:pPr>
+      <w:rPr>
+        <w:rFonts w:ascii="Symbol" w:hAnsi="Symbol" w:hint="default"/>
+      </w:rPr>
+    </w:lvl>
+    <w:lvl w:ilvl="4" w:tplc="18090003" w:tentative="1">
+      <w:start w:val="1"/>
+      <w:numFmt w:val="bullet"/>
+      <w:lvlText w:val="o"/>
+      <w:lvlJc w:val="left"/>
+      <w:pPr>
+        <w:ind w:left="3600" w:hanging="360"/>
+      </w:pPr>
+      <w:rPr>
+        <w:rFonts w:ascii="Courier New" w:hAnsi="Courier New" w:cs="Courier New" w:hint="default"/>
+      </w:rPr>
+    </w:lvl>
+    <w:lvl w:ilvl="5" w:tplc="18090005" w:tentative="1">
+      <w:start w:val="1"/>
+      <w:numFmt w:val="bullet"/>
+      <w:lvlText w:val=""/>
+      <w:lvlJc w:val="left"/>
+      <w:pPr>
+        <w:ind w:left="4320" w:hanging="360"/>
+      </w:pPr>
+      <w:rPr>
+        <w:rFonts w:ascii="Wingdings" w:hAnsi="Wingdings" w:hint="default"/>
+      </w:rPr>
+    </w:lvl>
+    <w:lvl w:ilvl="6" w:tplc="18090001" w:tentative="1">
+      <w:start w:val="1"/>
+      <w:numFmt w:val="bullet"/>
+      <w:lvlText w:val=""/>
+      <w:lvlJc w:val="left"/>
+      <w:pPr>
+        <w:ind w:left="5040" w:hanging="360"/>
+      </w:pPr>
+      <w:rPr>
+        <w:rFonts w:ascii="Symbol" w:hAnsi="Symbol" w:hint="default"/>
+      </w:rPr>
+    </w:lvl>
+    <w:lvl w:ilvl="7" w:tplc="18090003" w:tentative="1">
+      <w:start w:val="1"/>
+      <w:numFmt w:val="bullet"/>
+      <w:lvlText w:val="o"/>
+      <w:lvlJc w:val="left"/>
+      <w:pPr>
+        <w:ind w:left="5760" w:hanging="360"/>
+      </w:pPr>
+      <w:rPr>
+        <w:rFonts w:ascii="Courier New" w:hAnsi="Courier New" w:cs="Courier New" w:hint="default"/>
+      </w:rPr>
+    </w:lvl>
+    <w:lvl w:ilvl="8" w:tplc="18090005" w:tentative="1">
+      <w:start w:val="1"/>
+      <w:numFmt w:val="bullet"/>
+      <w:lvlText w:val=""/>
+      <w:lvlJc w:val="left"/>
+      <w:pPr>
+        <w:ind w:left="6480" w:hanging="360"/>
+      </w:pPr>
+      <w:rPr>
+        <w:rFonts w:ascii="Wingdings" w:hAnsi="Wingdings" w:hint="default"/>
+      </w:rPr>
+    </w:lvl>
+  </w:abstractNum>
+  <w:abstractNum w:abstractNumId="14" w15:restartNumberingAfterBreak="0">
     <w:nsid w:val="4FCF01A7"/>
     <w:multiLevelType w:val="hybridMultilevel"/>
     <w:tmpl w:val="1E562792"/>
@@ -5639,7 +7030,120 @@
       </w:rPr>
     </w:lvl>
   </w:abstractNum>
-  <w:abstractNum w:abstractNumId="12" w15:restartNumberingAfterBreak="0">
+  <w:abstractNum w:abstractNumId="15" w15:restartNumberingAfterBreak="0">
+    <w:nsid w:val="58CB1F29"/>
+    <w:multiLevelType w:val="hybridMultilevel"/>
+    <w:tmpl w:val="55B6B8F8"/>
+    <w:lvl w:ilvl="0" w:tplc="18090001">
+      <w:start w:val="1"/>
+      <w:numFmt w:val="bullet"/>
+      <w:lvlText w:val=""/>
+      <w:lvlJc w:val="left"/>
+      <w:pPr>
+        <w:ind w:left="1480" w:hanging="360"/>
+      </w:pPr>
+      <w:rPr>
+        <w:rFonts w:ascii="Symbol" w:hAnsi="Symbol" w:hint="default"/>
+      </w:rPr>
+    </w:lvl>
+    <w:lvl w:ilvl="1" w:tplc="18090003" w:tentative="1">
+      <w:start w:val="1"/>
+      <w:numFmt w:val="bullet"/>
+      <w:lvlText w:val="o"/>
+      <w:lvlJc w:val="left"/>
+      <w:pPr>
+        <w:ind w:left="2200" w:hanging="360"/>
+      </w:pPr>
+      <w:rPr>
+        <w:rFonts w:ascii="Courier New" w:hAnsi="Courier New" w:cs="Courier New" w:hint="default"/>
+      </w:rPr>
+    </w:lvl>
+    <w:lvl w:ilvl="2" w:tplc="18090005" w:tentative="1">
+      <w:start w:val="1"/>
+      <w:numFmt w:val="bullet"/>
+      <w:lvlText w:val=""/>
+      <w:lvlJc w:val="left"/>
+      <w:pPr>
+        <w:ind w:left="2920" w:hanging="360"/>
+      </w:pPr>
+      <w:rPr>
+        <w:rFonts w:ascii="Wingdings" w:hAnsi="Wingdings" w:hint="default"/>
+      </w:rPr>
+    </w:lvl>
+    <w:lvl w:ilvl="3" w:tplc="18090001" w:tentative="1">
+      <w:start w:val="1"/>
+      <w:numFmt w:val="bullet"/>
+      <w:lvlText w:val=""/>
+      <w:lvlJc w:val="left"/>
+      <w:pPr>
+        <w:ind w:left="3640" w:hanging="360"/>
+      </w:pPr>
+      <w:rPr>
+        <w:rFonts w:ascii="Symbol" w:hAnsi="Symbol" w:hint="default"/>
+      </w:rPr>
+    </w:lvl>
+    <w:lvl w:ilvl="4" w:tplc="18090003" w:tentative="1">
+      <w:start w:val="1"/>
+      <w:numFmt w:val="bullet"/>
+      <w:lvlText w:val="o"/>
+      <w:lvlJc w:val="left"/>
+      <w:pPr>
+        <w:ind w:left="4360" w:hanging="360"/>
+      </w:pPr>
+      <w:rPr>
+        <w:rFonts w:ascii="Courier New" w:hAnsi="Courier New" w:cs="Courier New" w:hint="default"/>
+      </w:rPr>
+    </w:lvl>
+    <w:lvl w:ilvl="5" w:tplc="18090005" w:tentative="1">
+      <w:start w:val="1"/>
+      <w:numFmt w:val="bullet"/>
+      <w:lvlText w:val=""/>
+      <w:lvlJc w:val="left"/>
+      <w:pPr>
+        <w:ind w:left="5080" w:hanging="360"/>
+      </w:pPr>
+      <w:rPr>
+        <w:rFonts w:ascii="Wingdings" w:hAnsi="Wingdings" w:hint="default"/>
+      </w:rPr>
+    </w:lvl>
+    <w:lvl w:ilvl="6" w:tplc="18090001" w:tentative="1">
+      <w:start w:val="1"/>
+      <w:numFmt w:val="bullet"/>
+      <w:lvlText w:val=""/>
+      <w:lvlJc w:val="left"/>
+      <w:pPr>
+        <w:ind w:left="5800" w:hanging="360"/>
+      </w:pPr>
+      <w:rPr>
+        <w:rFonts w:ascii="Symbol" w:hAnsi="Symbol" w:hint="default"/>
+      </w:rPr>
+    </w:lvl>
+    <w:lvl w:ilvl="7" w:tplc="18090003" w:tentative="1">
+      <w:start w:val="1"/>
+      <w:numFmt w:val="bullet"/>
+      <w:lvlText w:val="o"/>
+      <w:lvlJc w:val="left"/>
+      <w:pPr>
+        <w:ind w:left="6520" w:hanging="360"/>
+      </w:pPr>
+      <w:rPr>
+        <w:rFonts w:ascii="Courier New" w:hAnsi="Courier New" w:cs="Courier New" w:hint="default"/>
+      </w:rPr>
+    </w:lvl>
+    <w:lvl w:ilvl="8" w:tplc="18090005" w:tentative="1">
+      <w:start w:val="1"/>
+      <w:numFmt w:val="bullet"/>
+      <w:lvlText w:val=""/>
+      <w:lvlJc w:val="left"/>
+      <w:pPr>
+        <w:ind w:left="7240" w:hanging="360"/>
+      </w:pPr>
+      <w:rPr>
+        <w:rFonts w:ascii="Wingdings" w:hAnsi="Wingdings" w:hint="default"/>
+      </w:rPr>
+    </w:lvl>
+  </w:abstractNum>
+  <w:abstractNum w:abstractNumId="16" w15:restartNumberingAfterBreak="0">
     <w:nsid w:val="643B72F1"/>
     <w:multiLevelType w:val="hybridMultilevel"/>
     <w:tmpl w:val="7C1A8802"/>
@@ -5752,7 +7256,7 @@
       </w:rPr>
     </w:lvl>
   </w:abstractNum>
-  <w:abstractNum w:abstractNumId="13" w15:restartNumberingAfterBreak="0">
+  <w:abstractNum w:abstractNumId="17" w15:restartNumberingAfterBreak="0">
     <w:nsid w:val="6792275D"/>
     <w:multiLevelType w:val="hybridMultilevel"/>
     <w:tmpl w:val="CFF8F8B8"/>
@@ -5865,7 +7369,7 @@
       </w:rPr>
     </w:lvl>
   </w:abstractNum>
-  <w:abstractNum w:abstractNumId="14" w15:restartNumberingAfterBreak="0">
+  <w:abstractNum w:abstractNumId="18" w15:restartNumberingAfterBreak="0">
     <w:nsid w:val="744B34C2"/>
     <w:multiLevelType w:val="hybridMultilevel"/>
     <w:tmpl w:val="4E1AC694"/>
@@ -5978,41 +7482,154 @@
       </w:rPr>
     </w:lvl>
   </w:abstractNum>
+  <w:abstractNum w:abstractNumId="19" w15:restartNumberingAfterBreak="0">
+    <w:nsid w:val="7A2A6191"/>
+    <w:multiLevelType w:val="hybridMultilevel"/>
+    <w:tmpl w:val="775EB20C"/>
+    <w:lvl w:ilvl="0" w:tplc="18090001">
+      <w:start w:val="1"/>
+      <w:numFmt w:val="bullet"/>
+      <w:lvlText w:val=""/>
+      <w:lvlJc w:val="left"/>
+      <w:pPr>
+        <w:ind w:left="720" w:hanging="360"/>
+      </w:pPr>
+      <w:rPr>
+        <w:rFonts w:ascii="Symbol" w:hAnsi="Symbol" w:hint="default"/>
+      </w:rPr>
+    </w:lvl>
+    <w:lvl w:ilvl="1" w:tplc="18090003" w:tentative="1">
+      <w:start w:val="1"/>
+      <w:numFmt w:val="bullet"/>
+      <w:lvlText w:val="o"/>
+      <w:lvlJc w:val="left"/>
+      <w:pPr>
+        <w:ind w:left="1440" w:hanging="360"/>
+      </w:pPr>
+      <w:rPr>
+        <w:rFonts w:ascii="Courier New" w:hAnsi="Courier New" w:cs="Courier New" w:hint="default"/>
+      </w:rPr>
+    </w:lvl>
+    <w:lvl w:ilvl="2" w:tplc="18090005" w:tentative="1">
+      <w:start w:val="1"/>
+      <w:numFmt w:val="bullet"/>
+      <w:lvlText w:val=""/>
+      <w:lvlJc w:val="left"/>
+      <w:pPr>
+        <w:ind w:left="2160" w:hanging="360"/>
+      </w:pPr>
+      <w:rPr>
+        <w:rFonts w:ascii="Wingdings" w:hAnsi="Wingdings" w:hint="default"/>
+      </w:rPr>
+    </w:lvl>
+    <w:lvl w:ilvl="3" w:tplc="18090001" w:tentative="1">
+      <w:start w:val="1"/>
+      <w:numFmt w:val="bullet"/>
+      <w:lvlText w:val=""/>
+      <w:lvlJc w:val="left"/>
+      <w:pPr>
+        <w:ind w:left="2880" w:hanging="360"/>
+      </w:pPr>
+      <w:rPr>
+        <w:rFonts w:ascii="Symbol" w:hAnsi="Symbol" w:hint="default"/>
+      </w:rPr>
+    </w:lvl>
+    <w:lvl w:ilvl="4" w:tplc="18090003" w:tentative="1">
+      <w:start w:val="1"/>
+      <w:numFmt w:val="bullet"/>
+      <w:lvlText w:val="o"/>
+      <w:lvlJc w:val="left"/>
+      <w:pPr>
+        <w:ind w:left="3600" w:hanging="360"/>
+      </w:pPr>
+      <w:rPr>
+        <w:rFonts w:ascii="Courier New" w:hAnsi="Courier New" w:cs="Courier New" w:hint="default"/>
+      </w:rPr>
+    </w:lvl>
+    <w:lvl w:ilvl="5" w:tplc="18090005" w:tentative="1">
+      <w:start w:val="1"/>
+      <w:numFmt w:val="bullet"/>
+      <w:lvlText w:val=""/>
+      <w:lvlJc w:val="left"/>
+      <w:pPr>
+        <w:ind w:left="4320" w:hanging="360"/>
+      </w:pPr>
+      <w:rPr>
+        <w:rFonts w:ascii="Wingdings" w:hAnsi="Wingdings" w:hint="default"/>
+      </w:rPr>
+    </w:lvl>
+    <w:lvl w:ilvl="6" w:tplc="18090001" w:tentative="1">
+      <w:start w:val="1"/>
+      <w:numFmt w:val="bullet"/>
+      <w:lvlText w:val=""/>
+      <w:lvlJc w:val="left"/>
+      <w:pPr>
+        <w:ind w:left="5040" w:hanging="360"/>
+      </w:pPr>
+      <w:rPr>
+        <w:rFonts w:ascii="Symbol" w:hAnsi="Symbol" w:hint="default"/>
+      </w:rPr>
+    </w:lvl>
+    <w:lvl w:ilvl="7" w:tplc="18090003" w:tentative="1">
+      <w:start w:val="1"/>
+      <w:numFmt w:val="bullet"/>
+      <w:lvlText w:val="o"/>
+      <w:lvlJc w:val="left"/>
+      <w:pPr>
+        <w:ind w:left="5760" w:hanging="360"/>
+      </w:pPr>
+      <w:rPr>
+        <w:rFonts w:ascii="Courier New" w:hAnsi="Courier New" w:cs="Courier New" w:hint="default"/>
+      </w:rPr>
+    </w:lvl>
+    <w:lvl w:ilvl="8" w:tplc="18090005" w:tentative="1">
+      <w:start w:val="1"/>
+      <w:numFmt w:val="bullet"/>
+      <w:lvlText w:val=""/>
+      <w:lvlJc w:val="left"/>
+      <w:pPr>
+        <w:ind w:left="6480" w:hanging="360"/>
+      </w:pPr>
+      <w:rPr>
+        <w:rFonts w:ascii="Wingdings" w:hAnsi="Wingdings" w:hint="default"/>
+      </w:rPr>
+    </w:lvl>
+  </w:abstractNum>
   <w:num w:numId="1" w16cid:durableId="1021711532">
-    <w:abstractNumId w:val="11"/>
+    <w:abstractNumId w:val="14"/>
   </w:num>
   <w:num w:numId="2" w16cid:durableId="2076975576">
-    <w:abstractNumId w:val="5"/>
+    <w:abstractNumId w:val="6"/>
   </w:num>
   <w:num w:numId="3" w16cid:durableId="1766459715">
     <w:abstractNumId w:val="3"/>
   </w:num>
   <w:num w:numId="4" w16cid:durableId="1891578037">
-    <w:abstractNumId w:val="10"/>
+    <w:abstractNumId w:val="11"/>
   </w:num>
   <w:num w:numId="5" w16cid:durableId="345375281">
-    <w:abstractNumId w:val="6"/>
+    <w:abstractNumId w:val="7"/>
   </w:num>
   <w:num w:numId="6" w16cid:durableId="2071800849">
-    <w:abstractNumId w:val="8"/>
+    <w:abstractNumId w:val="9"/>
   </w:num>
   <w:num w:numId="7" w16cid:durableId="1715419885">
-    <w:abstractNumId w:val="12"/>
+    <w:abstractNumId w:val="16"/>
   </w:num>
   <w:num w:numId="8" w16cid:durableId="1189102856">
-    <w:abstractNumId w:val="14"/>
+    <w:abstractNumId w:val="18"/>
   </w:num>
   <w:num w:numId="9" w16cid:durableId="1795901655">
     <w:abstractNumId w:val="4"/>
   </w:num>
   <w:num w:numId="10" w16cid:durableId="384330606">
-    <w:abstractNumId w:val="9"/>
+    <w:abstractNumId w:val="10"/>
   </w:num>
   <w:num w:numId="11" w16cid:durableId="1593513017">
     <w:abstractNumId w:val="2"/>
   </w:num>
   <w:num w:numId="12" w16cid:durableId="169024461">
-    <w:abstractNumId w:val="7"/>
+    <w:abstractNumId w:val="8"/>
   </w:num>
   <w:num w:numId="13" w16cid:durableId="530580206">
     <w:abstractNumId w:val="1"/>
@@ -6021,7 +7638,22 @@
     <w:abstractNumId w:val="0"/>
   </w:num>
   <w:num w:numId="15" w16cid:durableId="1635210187">
+    <w:abstractNumId w:val="17"/>
+  </w:num>
+  <w:num w:numId="16" w16cid:durableId="1412700979">
+    <w:abstractNumId w:val="5"/>
+  </w:num>
+  <w:num w:numId="17" w16cid:durableId="709456288">
+    <w:abstractNumId w:val="15"/>
+  </w:num>
+  <w:num w:numId="18" w16cid:durableId="2052997749">
     <w:abstractNumId w:val="13"/>
+  </w:num>
+  <w:num w:numId="19" w16cid:durableId="1788962967">
+    <w:abstractNumId w:val="12"/>
+  </w:num>
+  <w:num w:numId="20" w16cid:durableId="1706323901">
+    <w:abstractNumId w:val="19"/>
   </w:num>
 </w:numbering>
 </file>
@@ -6454,7 +8086,6 @@
     <w:next w:val="Normal"/>
     <w:link w:val="Heading2Char"/>
     <w:uiPriority w:val="9"/>
-    <w:semiHidden/>
     <w:unhideWhenUsed/>
     <w:qFormat/>
     <w:rsid w:val="00FA43AB"/>
@@ -6671,7 +8302,6 @@
     <w:basedOn w:val="DefaultParagraphFont"/>
     <w:link w:val="Heading2"/>
     <w:uiPriority w:val="9"/>
-    <w:semiHidden/>
     <w:rsid w:val="00FA43AB"/>
     <w:rPr>
       <w:rFonts w:asciiTheme="majorHAnsi" w:eastAsiaTheme="majorEastAsia" w:hAnsiTheme="majorHAnsi" w:cstheme="majorBidi"/>

--- a/WebDev Summarised.docx
+++ b/WebDev Summarised.docx
@@ -3454,6 +3454,7 @@
         <w:rPr>
           <w:i/>
           <w:iCs/>
+          <w:noProof/>
           <w:sz w:val="22"/>
           <w:szCs w:val="22"/>
         </w:rPr>
@@ -3849,6 +3850,9 @@
         </w:rPr>
       </w:pPr>
       <w:r>
+        <w:rPr>
+          <w:noProof/>
+        </w:rPr>
         <w:drawing>
           <wp:anchor distT="0" distB="0" distL="114300" distR="114300" simplePos="0" relativeHeight="251661312" behindDoc="0" locked="0" layoutInCell="1" allowOverlap="1" wp14:anchorId="3A18109D" wp14:editId="58CE6AAB">
             <wp:simplePos x="0" y="0"/>
@@ -4913,9 +4917,20 @@
     </w:p>
     <w:p>
       <w:pPr>
+        <w:ind w:left="360"/>
+      </w:pPr>
+    </w:p>
+    <w:p>
+      <w:pPr>
+        <w:ind w:left="360"/>
+      </w:pPr>
+    </w:p>
+    <w:p>
+      <w:pPr>
         <w:pStyle w:val="Heading2"/>
       </w:pPr>
       <w:r>
+        <w:lastRenderedPageBreak/>
         <w:t>Handlebars Help</w:t>
       </w:r>
       <w:r>
@@ -4980,7 +4995,6 @@
           <w:b/>
           <w:bCs/>
         </w:rPr>
-        <w:lastRenderedPageBreak/>
         <w:t>With</w:t>
       </w:r>
       <w:r>
@@ -5157,6 +5171,9 @@
         <w:pStyle w:val="ListParagraph"/>
       </w:pPr>
       <w:r>
+        <w:rPr>
+          <w:noProof/>
+        </w:rPr>
         <w:drawing>
           <wp:inline distT="0" distB="0" distL="0" distR="0" wp14:anchorId="0D2D4407" wp14:editId="151C7103">
             <wp:extent cx="3318933" cy="1333677"/>
@@ -5194,6 +5211,198 @@
         </w:drawing>
       </w:r>
     </w:p>
+    <w:p/>
+    <w:p>
+      <w:pPr>
+        <w:pStyle w:val="Heading2"/>
+      </w:pPr>
+      <w:r>
+        <w:t>Forms</w:t>
+      </w:r>
+    </w:p>
+    <w:p>
+      <w:pPr>
+        <w:pStyle w:val="ListParagraph"/>
+        <w:numPr>
+          <w:ilvl w:val="0"/>
+          <w:numId w:val="20"/>
+        </w:numPr>
+      </w:pPr>
+      <w:r>
+        <w:t>N</w:t>
+      </w:r>
+      <w:r>
+        <w:t>eeds</w:t>
+      </w:r>
+      <w:r>
+        <w:t xml:space="preserve"> a ‘name’, ‘label’ and an ‘id’.</w:t>
+      </w:r>
+    </w:p>
+    <w:p>
+      <w:pPr>
+        <w:pStyle w:val="ListParagraph"/>
+        <w:numPr>
+          <w:ilvl w:val="0"/>
+          <w:numId w:val="20"/>
+        </w:numPr>
+      </w:pPr>
+      <w:r>
+        <w:t>Submitted using button, can tell it what to do through eventListener().</w:t>
+      </w:r>
+    </w:p>
+    <w:p>
+      <w:pPr>
+        <w:pStyle w:val="ListParagraph"/>
+        <w:numPr>
+          <w:ilvl w:val="0"/>
+          <w:numId w:val="20"/>
+        </w:numPr>
+      </w:pPr>
+      <w:r>
+        <w:t>‘preventDefault()’ cancels the usual event (sending data to server).</w:t>
+      </w:r>
+    </w:p>
+    <w:p>
+      <w:pPr>
+        <w:pStyle w:val="ListParagraph"/>
+        <w:numPr>
+          <w:ilvl w:val="0"/>
+          <w:numId w:val="20"/>
+        </w:numPr>
+      </w:pPr>
+      <w:r>
+        <w:t>We can use ‘form.elements.</w:t>
+      </w:r>
+      <w:r>
+        <w:t>elementname’ to access specific elements.</w:t>
+      </w:r>
+    </w:p>
+    <w:p>
+      <w:pPr>
+        <w:pStyle w:val="ListParagraph"/>
+        <w:numPr>
+          <w:ilvl w:val="0"/>
+          <w:numId w:val="20"/>
+        </w:numPr>
+      </w:pPr>
+      <w:r>
+        <w:t>Use value at the end to use value of that element.</w:t>
+      </w:r>
+    </w:p>
+    <w:p>
+      <w:pPr>
+        <w:pStyle w:val="ListParagraph"/>
+        <w:numPr>
+          <w:ilvl w:val="0"/>
+          <w:numId w:val="20"/>
+        </w:numPr>
+      </w:pPr>
+      <w:r>
+        <w:rPr>
+          <w:b/>
+          <w:bCs/>
+        </w:rPr>
+        <w:t xml:space="preserve">Checkboxes: </w:t>
+      </w:r>
+      <w:r>
+        <w:t>Selected</w:t>
+      </w:r>
+      <w:r>
+        <w:t xml:space="preserve"> values will have checked attribute.</w:t>
+      </w:r>
+    </w:p>
+    <w:p>
+      <w:pPr>
+        <w:pStyle w:val="ListParagraph"/>
+        <w:numPr>
+          <w:ilvl w:val="0"/>
+          <w:numId w:val="20"/>
+        </w:numPr>
+      </w:pPr>
+      <w:r>
+        <w:rPr>
+          <w:b/>
+          <w:bCs/>
+        </w:rPr>
+        <w:t xml:space="preserve">Radio: </w:t>
+      </w:r>
+      <w:r>
+        <w:t>Can get the value</w:t>
+      </w:r>
+      <w:r>
+        <w:t xml:space="preserve"> selected</w:t>
+      </w:r>
+      <w:r>
+        <w:t xml:space="preserve"> using the value property.</w:t>
+      </w:r>
+    </w:p>
+    <w:p>
+      <w:pPr>
+        <w:pStyle w:val="ListParagraph"/>
+        <w:numPr>
+          <w:ilvl w:val="0"/>
+          <w:numId w:val="20"/>
+        </w:numPr>
+      </w:pPr>
+      <w:r>
+        <w:rPr>
+          <w:b/>
+          <w:bCs/>
+        </w:rPr>
+        <w:t xml:space="preserve">Menu: </w:t>
+      </w:r>
+      <w:r>
+        <w:t>Work the same as radios.</w:t>
+      </w:r>
+      <w:r>
+        <w:t xml:space="preserve"> Can get index via ‘selectedIndex’.</w:t>
+      </w:r>
+    </w:p>
+    <w:p>
+      <w:pPr>
+        <w:pStyle w:val="ListParagraph"/>
+        <w:numPr>
+          <w:ilvl w:val="0"/>
+          <w:numId w:val="20"/>
+        </w:numPr>
+      </w:pPr>
+      <w:r>
+        <w:t>Used for search bars to search array</w:t>
+      </w:r>
+      <w:r>
+        <w:t xml:space="preserve"> l</w:t>
+      </w:r>
+      <w:r>
+        <w:t>ists</w:t>
+      </w:r>
+      <w:r>
+        <w:t>.</w:t>
+      </w:r>
+    </w:p>
+    <w:p>
+      <w:pPr>
+        <w:pStyle w:val="ListParagraph"/>
+        <w:numPr>
+          <w:ilvl w:val="0"/>
+          <w:numId w:val="20"/>
+        </w:numPr>
+      </w:pPr>
+      <w:r>
+        <w:t>Should show results while typing (t, shows Toyota and Tesla)</w:t>
+      </w:r>
+    </w:p>
+    <w:p>
+      <w:pPr>
+        <w:pStyle w:val="ListParagraph"/>
+        <w:numPr>
+          <w:ilvl w:val="0"/>
+          <w:numId w:val="20"/>
+        </w:numPr>
+      </w:pPr>
+      <w:r>
+        <w:t>Can use dropdown menus.</w:t>
+      </w:r>
+    </w:p>
     <w:sectPr>
       <w:headerReference w:type="default" r:id="rId14"/>
       <w:footerReference w:type="default" r:id="rId15"/>
@@ -5241,7 +5450,6 @@
         <w:docPartUnique/>
       </w:docPartObj>
     </w:sdtPr>
-    <w:sdtEndPr/>
     <w:sdtContent>
       <w:p>
         <w:pPr>
@@ -7485,7 +7693,7 @@
   <w:abstractNum w:abstractNumId="19" w15:restartNumberingAfterBreak="0">
     <w:nsid w:val="7A2A6191"/>
     <w:multiLevelType w:val="hybridMultilevel"/>
-    <w:tmpl w:val="775EB20C"/>
+    <w:tmpl w:val="EE0A80B0"/>
     <w:lvl w:ilvl="0" w:tplc="18090001">
       <w:start w:val="1"/>
       <w:numFmt w:val="bullet"/>

--- a/WebDev Summarised.docx
+++ b/WebDev Summarised.docx
@@ -3357,98 +3357,313 @@
     </w:p>
     <w:p>
       <w:pPr>
-        <w:rPr>
-          <w:i/>
-          <w:iCs/>
-          <w:sz w:val="22"/>
-          <w:szCs w:val="22"/>
-        </w:rPr>
-      </w:pPr>
-    </w:p>
-    <w:p>
-      <w:pPr>
-        <w:rPr>
-          <w:i/>
-          <w:iCs/>
-          <w:sz w:val="22"/>
-          <w:szCs w:val="22"/>
-        </w:rPr>
-      </w:pPr>
-    </w:p>
-    <w:p>
-      <w:pPr>
-        <w:rPr>
-          <w:i/>
-          <w:iCs/>
-          <w:sz w:val="22"/>
-          <w:szCs w:val="22"/>
-        </w:rPr>
-      </w:pPr>
-    </w:p>
-    <w:p>
-      <w:pPr>
-        <w:rPr>
-          <w:i/>
-          <w:iCs/>
-          <w:sz w:val="22"/>
-          <w:szCs w:val="22"/>
-        </w:rPr>
-      </w:pPr>
-    </w:p>
-    <w:p>
-      <w:pPr>
-        <w:rPr>
-          <w:i/>
-          <w:iCs/>
-          <w:sz w:val="22"/>
-          <w:szCs w:val="22"/>
-        </w:rPr>
-      </w:pPr>
-    </w:p>
-    <w:p>
-      <w:pPr>
-        <w:rPr>
-          <w:i/>
-          <w:iCs/>
-          <w:sz w:val="22"/>
-          <w:szCs w:val="22"/>
-        </w:rPr>
-      </w:pPr>
-    </w:p>
-    <w:p>
-      <w:pPr>
-        <w:rPr>
-          <w:i/>
-          <w:iCs/>
-          <w:sz w:val="22"/>
-          <w:szCs w:val="22"/>
-        </w:rPr>
-      </w:pPr>
-    </w:p>
-    <w:p>
-      <w:pPr>
-        <w:rPr>
-          <w:i/>
-          <w:iCs/>
-          <w:sz w:val="22"/>
-          <w:szCs w:val="22"/>
-        </w:rPr>
-      </w:pPr>
-    </w:p>
-    <w:p>
-      <w:pPr>
-        <w:rPr>
-          <w:i/>
-          <w:iCs/>
-          <w:sz w:val="22"/>
-          <w:szCs w:val="22"/>
-        </w:rPr>
-      </w:pPr>
-    </w:p>
-    <w:p>
-      <w:pPr>
         <w:pStyle w:val="Heading1"/>
       </w:pPr>
+      <w:r>
+        <w:t>Adding Objects</w:t>
+      </w:r>
+    </w:p>
+    <w:p>
+      <w:pPr>
+        <w:pStyle w:val="ListParagraph"/>
+        <w:numPr>
+          <w:ilvl w:val="0"/>
+          <w:numId w:val="21"/>
+        </w:numPr>
+      </w:pPr>
+      <w:r>
+        <w:t>Create a form</w:t>
+      </w:r>
+      <w:r>
+        <w:t xml:space="preserve"> with an element for each data item, include a submit button.</w:t>
+      </w:r>
+    </w:p>
+    <w:p>
+      <w:pPr>
+        <w:pStyle w:val="ListParagraph"/>
+        <w:numPr>
+          <w:ilvl w:val="0"/>
+          <w:numId w:val="21"/>
+        </w:numPr>
+      </w:pPr>
+      <w:r>
+        <w:t>Create event handler that, prevents default, reads values from form and creates the object using them</w:t>
+      </w:r>
+      <w:r>
+        <w:t xml:space="preserve"> and then add the object to the end of the Array (push).</w:t>
+      </w:r>
+    </w:p>
+    <w:p>
+      <w:pPr>
+        <w:pStyle w:val="ListParagraph"/>
+        <w:numPr>
+          <w:ilvl w:val="0"/>
+          <w:numId w:val="21"/>
+        </w:numPr>
+      </w:pPr>
+      <w:r>
+        <w:drawing>
+          <wp:anchor distT="0" distB="0" distL="114300" distR="114300" simplePos="0" relativeHeight="251662336" behindDoc="0" locked="0" layoutInCell="1" allowOverlap="1" wp14:anchorId="614E4AC3" wp14:editId="17F5C22B">
+            <wp:simplePos x="0" y="0"/>
+            <wp:positionH relativeFrom="column">
+              <wp:posOffset>3394710</wp:posOffset>
+            </wp:positionH>
+            <wp:positionV relativeFrom="paragraph">
+              <wp:posOffset>9525</wp:posOffset>
+            </wp:positionV>
+            <wp:extent cx="2827655" cy="1491615"/>
+            <wp:effectExtent l="0" t="0" r="0" b="0"/>
+            <wp:wrapSquare wrapText="bothSides"/>
+            <wp:docPr id="1794480699" name="Picture 1"/>
+            <wp:cNvGraphicFramePr>
+              <a:graphicFrameLocks xmlns:a="http://schemas.openxmlformats.org/drawingml/2006/main" noChangeAspect="1"/>
+            </wp:cNvGraphicFramePr>
+            <a:graphic xmlns:a="http://schemas.openxmlformats.org/drawingml/2006/main">
+              <a:graphicData uri="http://schemas.openxmlformats.org/drawingml/2006/picture">
+                <pic:pic xmlns:pic="http://schemas.openxmlformats.org/drawingml/2006/picture">
+                  <pic:nvPicPr>
+                    <pic:cNvPr id="1794480699" name=""/>
+                    <pic:cNvPicPr/>
+                  </pic:nvPicPr>
+                  <pic:blipFill>
+                    <a:blip r:embed="rId8" cstate="print">
+                      <a:extLst>
+                        <a:ext uri="{28A0092B-C50C-407E-A947-70E740481C1C}">
+                          <a14:useLocalDpi xmlns:a14="http://schemas.microsoft.com/office/drawing/2010/main" val="0"/>
+                        </a:ext>
+                      </a:extLst>
+                    </a:blip>
+                    <a:stretch>
+                      <a:fillRect/>
+                    </a:stretch>
+                  </pic:blipFill>
+                  <pic:spPr>
+                    <a:xfrm>
+                      <a:off x="0" y="0"/>
+                      <a:ext cx="2827655" cy="1491615"/>
+                    </a:xfrm>
+                    <a:prstGeom prst="rect">
+                      <a:avLst/>
+                    </a:prstGeom>
+                  </pic:spPr>
+                </pic:pic>
+              </a:graphicData>
+            </a:graphic>
+            <wp14:sizeRelH relativeFrom="margin">
+              <wp14:pctWidth>0</wp14:pctWidth>
+            </wp14:sizeRelH>
+            <wp14:sizeRelV relativeFrom="margin">
+              <wp14:pctHeight>0</wp14:pctHeight>
+            </wp14:sizeRelV>
+          </wp:anchor>
+        </w:drawing>
+      </w:r>
+      <w:r>
+        <w:t>Data input enhancements</w:t>
+      </w:r>
+      <w:r>
+        <w:t xml:space="preserve"> (</w:t>
+      </w:r>
+      <w:r>
+        <w:t xml:space="preserve"> </w:t>
+      </w:r>
+      <w:r>
+        <w:t>Ensure when ford is selected for make, only ford models appear</w:t>
+      </w:r>
+      <w:r>
+        <w:t>)</w:t>
+      </w:r>
+      <w:r>
+        <w:t>.</w:t>
+      </w:r>
+      <w:r>
+        <w:t xml:space="preserve"> Steps: Use object called defaultModels</w:t>
+      </w:r>
+      <w:r>
+        <w:t xml:space="preserve">, add eventListener to dropdown ‘Make’ </w:t>
+      </w:r>
+      <w:r>
+        <w:t xml:space="preserve"> and filters through the models creating an element for the models required</w:t>
+      </w:r>
+    </w:p>
+    <w:p>
+      <w:pPr>
+        <w:pStyle w:val="ListParagraph"/>
+        <w:numPr>
+          <w:ilvl w:val="0"/>
+          <w:numId w:val="21"/>
+        </w:numPr>
+      </w:pPr>
+      <w:r>
+        <w:t xml:space="preserve">Use a dialog tag to </w:t>
+      </w:r>
+      <w:r>
+        <w:t>p</w:t>
+      </w:r>
+      <w:r>
+        <w:t>ut the form in a sub window/popup.</w:t>
+      </w:r>
+      <w:r>
+        <w:t xml:space="preserve"> Use button to open the dialog box.</w:t>
+      </w:r>
+    </w:p>
+    <w:p>
+      <w:pPr>
+        <w:pStyle w:val="Heading1"/>
+      </w:pPr>
+      <w:r>
+        <w:lastRenderedPageBreak/>
+        <w:t>Deleting an Object</w:t>
+      </w:r>
+    </w:p>
+    <w:p>
+      <w:pPr>
+        <w:pStyle w:val="ListParagraph"/>
+        <w:numPr>
+          <w:ilvl w:val="0"/>
+          <w:numId w:val="22"/>
+        </w:numPr>
+      </w:pPr>
+      <w:r>
+        <w:drawing>
+          <wp:anchor distT="0" distB="0" distL="114300" distR="114300" simplePos="0" relativeHeight="251663360" behindDoc="0" locked="0" layoutInCell="1" allowOverlap="1" wp14:anchorId="646D56AF" wp14:editId="294E605D">
+            <wp:simplePos x="0" y="0"/>
+            <wp:positionH relativeFrom="column">
+              <wp:posOffset>3683000</wp:posOffset>
+            </wp:positionH>
+            <wp:positionV relativeFrom="paragraph">
+              <wp:posOffset>15240</wp:posOffset>
+            </wp:positionV>
+            <wp:extent cx="2598420" cy="1320800"/>
+            <wp:effectExtent l="0" t="0" r="0" b="0"/>
+            <wp:wrapSquare wrapText="bothSides"/>
+            <wp:docPr id="1293206447" name="Picture 1"/>
+            <wp:cNvGraphicFramePr>
+              <a:graphicFrameLocks xmlns:a="http://schemas.openxmlformats.org/drawingml/2006/main" noChangeAspect="1"/>
+            </wp:cNvGraphicFramePr>
+            <a:graphic xmlns:a="http://schemas.openxmlformats.org/drawingml/2006/main">
+              <a:graphicData uri="http://schemas.openxmlformats.org/drawingml/2006/picture">
+                <pic:pic xmlns:pic="http://schemas.openxmlformats.org/drawingml/2006/picture">
+                  <pic:nvPicPr>
+                    <pic:cNvPr id="1293206447" name=""/>
+                    <pic:cNvPicPr/>
+                  </pic:nvPicPr>
+                  <pic:blipFill>
+                    <a:blip r:embed="rId9">
+                      <a:extLst>
+                        <a:ext uri="{28A0092B-C50C-407E-A947-70E740481C1C}">
+                          <a14:useLocalDpi xmlns:a14="http://schemas.microsoft.com/office/drawing/2010/main" val="0"/>
+                        </a:ext>
+                      </a:extLst>
+                    </a:blip>
+                    <a:stretch>
+                      <a:fillRect/>
+                    </a:stretch>
+                  </pic:blipFill>
+                  <pic:spPr>
+                    <a:xfrm>
+                      <a:off x="0" y="0"/>
+                      <a:ext cx="2598420" cy="1320800"/>
+                    </a:xfrm>
+                    <a:prstGeom prst="rect">
+                      <a:avLst/>
+                    </a:prstGeom>
+                  </pic:spPr>
+                </pic:pic>
+              </a:graphicData>
+            </a:graphic>
+            <wp14:sizeRelH relativeFrom="margin">
+              <wp14:pctWidth>0</wp14:pctWidth>
+            </wp14:sizeRelH>
+            <wp14:sizeRelV relativeFrom="margin">
+              <wp14:pctHeight>0</wp14:pctHeight>
+            </wp14:sizeRelV>
+          </wp:anchor>
+        </w:drawing>
+      </w:r>
+      <w:r>
+        <w:t>Add a delete button to ea</w:t>
+      </w:r>
+      <w:r>
+        <w:t>ch record</w:t>
+      </w:r>
+      <w:r>
+        <w:t>, add a custom attribute to identify the object (reg number for car).</w:t>
+      </w:r>
+    </w:p>
+    <w:p>
+      <w:pPr>
+        <w:pStyle w:val="ListParagraph"/>
+        <w:numPr>
+          <w:ilvl w:val="0"/>
+          <w:numId w:val="22"/>
+        </w:numPr>
+      </w:pPr>
+      <w:r>
+        <w:t xml:space="preserve">Add eventListener to the table, read the reg, use </w:t>
+      </w:r>
+      <w:r>
+        <w:t>findIndex</w:t>
+      </w:r>
+      <w:r>
+        <w:t xml:space="preserve"> to return index of matching object</w:t>
+      </w:r>
+      <w:r>
+        <w:t>, use this index to splice the object.</w:t>
+      </w:r>
+      <w:r>
+        <w:rPr>
+          <w:noProof/>
+        </w:rPr>
+        <w:t xml:space="preserve"> </w:t>
+      </w:r>
+    </w:p>
+    <w:p>
+      <w:pPr>
+        <w:pStyle w:val="ListParagraph"/>
+        <w:numPr>
+          <w:ilvl w:val="0"/>
+          <w:numId w:val="22"/>
+        </w:numPr>
+      </w:pPr>
+      <w:r>
+        <w:rPr>
+          <w:noProof/>
+        </w:rPr>
+        <w:t>Can create custom attributes to identify</w:t>
+      </w:r>
+      <w:r>
+        <w:rPr>
+          <w:noProof/>
+        </w:rPr>
+        <w:t>, use ‘data-‘ to create them</w:t>
+      </w:r>
+      <w:r>
+        <w:rPr>
+          <w:noProof/>
+        </w:rPr>
+        <w:t>.</w:t>
+      </w:r>
+    </w:p>
+    <w:p>
+      <w:pPr>
+        <w:pStyle w:val="ListParagraph"/>
+        <w:numPr>
+          <w:ilvl w:val="0"/>
+          <w:numId w:val="22"/>
+        </w:numPr>
+      </w:pPr>
+      <w:r>
+        <w:rPr>
+          <w:noProof/>
+        </w:rPr>
+        <w:t>Events travel up the DOM tree when no listener is present, this is called event bubbling.</w:t>
+      </w:r>
+    </w:p>
+    <w:p>
+      <w:pPr>
+        <w:pStyle w:val="Heading1"/>
+      </w:pPr>
       <w:bookmarkStart w:id="12" w:name="_Toc223423612"/>
       <w:r>
         <w:rPr>
@@ -3458,7 +3673,6 @@
           <w:sz w:val="22"/>
           <w:szCs w:val="22"/>
         </w:rPr>
-        <w:lastRenderedPageBreak/>
         <w:drawing>
           <wp:anchor distT="0" distB="0" distL="114300" distR="114300" simplePos="0" relativeHeight="251660288" behindDoc="0" locked="0" layoutInCell="1" allowOverlap="1" wp14:anchorId="1ADCC9B8" wp14:editId="030D4337">
             <wp:simplePos x="0" y="0"/>
@@ -3483,7 +3697,7 @@
                     <pic:cNvPicPr/>
                   </pic:nvPicPr>
                   <pic:blipFill>
-                    <a:blip r:embed="rId8">
+                    <a:blip r:embed="rId10">
                       <a:extLst>
                         <a:ext uri="{28A0092B-C50C-407E-A947-70E740481C1C}">
                           <a14:useLocalDpi xmlns:a14="http://schemas.microsoft.com/office/drawing/2010/main" val="0"/>
@@ -3877,7 +4091,7 @@
                     <pic:cNvPicPr/>
                   </pic:nvPicPr>
                   <pic:blipFill>
-                    <a:blip r:embed="rId9">
+                    <a:blip r:embed="rId11">
                       <a:extLst>
                         <a:ext uri="{28A0092B-C50C-407E-A947-70E740481C1C}">
                           <a14:useLocalDpi xmlns:a14="http://schemas.microsoft.com/office/drawing/2010/main" val="0"/>
@@ -3989,6 +4203,7 @@
         <w:pStyle w:val="Heading2"/>
       </w:pPr>
       <w:r>
+        <w:lastRenderedPageBreak/>
         <w:t>Finding most recent</w:t>
       </w:r>
     </w:p>
@@ -4327,77 +4542,10 @@
     </w:p>
     <w:p>
       <w:pPr>
-        <w:pStyle w:val="ListParagraph"/>
-        <w:rPr>
-          <w:i/>
-          <w:iCs/>
-          <w:sz w:val="22"/>
-          <w:szCs w:val="22"/>
-        </w:rPr>
-      </w:pPr>
-    </w:p>
-    <w:p>
-      <w:pPr>
-        <w:pStyle w:val="ListParagraph"/>
-        <w:rPr>
-          <w:i/>
-          <w:iCs/>
-          <w:sz w:val="22"/>
-          <w:szCs w:val="22"/>
-        </w:rPr>
-      </w:pPr>
-    </w:p>
-    <w:p>
-      <w:pPr>
-        <w:pStyle w:val="ListParagraph"/>
-        <w:rPr>
-          <w:i/>
-          <w:iCs/>
-          <w:sz w:val="22"/>
-          <w:szCs w:val="22"/>
-        </w:rPr>
-      </w:pPr>
-    </w:p>
-    <w:p>
-      <w:pPr>
-        <w:pStyle w:val="ListParagraph"/>
-        <w:rPr>
-          <w:i/>
-          <w:iCs/>
-          <w:sz w:val="22"/>
-          <w:szCs w:val="22"/>
-        </w:rPr>
-      </w:pPr>
-    </w:p>
-    <w:p>
-      <w:pPr>
-        <w:pStyle w:val="ListParagraph"/>
-        <w:rPr>
-          <w:i/>
-          <w:iCs/>
-          <w:sz w:val="22"/>
-          <w:szCs w:val="22"/>
-        </w:rPr>
-      </w:pPr>
-    </w:p>
-    <w:p>
-      <w:pPr>
-        <w:pStyle w:val="ListParagraph"/>
-        <w:rPr>
-          <w:i/>
-          <w:iCs/>
-          <w:sz w:val="22"/>
-          <w:szCs w:val="22"/>
-        </w:rPr>
-      </w:pPr>
-    </w:p>
-    <w:p>
-      <w:pPr>
         <w:pStyle w:val="Heading1"/>
       </w:pPr>
       <w:bookmarkStart w:id="13" w:name="_Toc223423613"/>
       <w:r>
-        <w:lastRenderedPageBreak/>
         <w:t>JavaScript Templates</w:t>
       </w:r>
       <w:bookmarkEnd w:id="13"/>
@@ -4605,7 +4753,7 @@
                     <pic:cNvPicPr/>
                   </pic:nvPicPr>
                   <pic:blipFill>
-                    <a:blip r:embed="rId10">
+                    <a:blip r:embed="rId12">
                       <a:extLst>
                         <a:ext uri="{28A0092B-C50C-407E-A947-70E740481C1C}">
                           <a14:useLocalDpi xmlns:a14="http://schemas.microsoft.com/office/drawing/2010/main" val="0"/>
@@ -4661,7 +4809,7 @@
                     <pic:cNvPicPr/>
                   </pic:nvPicPr>
                   <pic:blipFill>
-                    <a:blip r:embed="rId11"/>
+                    <a:blip r:embed="rId13"/>
                     <a:stretch>
                       <a:fillRect/>
                     </a:stretch>
@@ -4716,7 +4864,7 @@
                     <pic:cNvPicPr/>
                   </pic:nvPicPr>
                   <pic:blipFill>
-                    <a:blip r:embed="rId12"/>
+                    <a:blip r:embed="rId14"/>
                     <a:stretch>
                       <a:fillRect/>
                     </a:stretch>
@@ -4904,6 +5052,7 @@
         </w:numPr>
       </w:pPr>
       <w:r>
+        <w:lastRenderedPageBreak/>
         <w:t xml:space="preserve">To add </w:t>
       </w:r>
       <w:r>
@@ -4930,7 +5079,6 @@
         <w:pStyle w:val="Heading2"/>
       </w:pPr>
       <w:r>
-        <w:lastRenderedPageBreak/>
         <w:t>Handlebars Help</w:t>
       </w:r>
       <w:r>
@@ -5190,7 +5338,7 @@
                     <pic:cNvPicPr/>
                   </pic:nvPicPr>
                   <pic:blipFill>
-                    <a:blip r:embed="rId13"/>
+                    <a:blip r:embed="rId15"/>
                     <a:stretch>
                       <a:fillRect/>
                     </a:stretch>
@@ -5286,6 +5434,7 @@
         </w:numPr>
       </w:pPr>
       <w:r>
+        <w:lastRenderedPageBreak/>
         <w:t>Use value at the end to use value of that element.</w:t>
       </w:r>
     </w:p>
@@ -5404,8 +5553,8 @@
       </w:r>
     </w:p>
     <w:sectPr>
-      <w:headerReference w:type="default" r:id="rId14"/>
-      <w:footerReference w:type="default" r:id="rId15"/>
+      <w:headerReference w:type="default" r:id="rId16"/>
+      <w:footerReference w:type="default" r:id="rId17"/>
       <w:pgSz w:w="11906" w:h="16838"/>
       <w:pgMar w:top="1440" w:right="1440" w:bottom="1440" w:left="1440" w:header="708" w:footer="708" w:gutter="0"/>
       <w:cols w:space="708"/>
@@ -5996,6 +6145,119 @@
     </w:lvl>
   </w:abstractNum>
   <w:abstractNum w:abstractNumId="4" w15:restartNumberingAfterBreak="0">
+    <w:nsid w:val="1352680A"/>
+    <w:multiLevelType w:val="hybridMultilevel"/>
+    <w:tmpl w:val="3AC2B1CA"/>
+    <w:lvl w:ilvl="0" w:tplc="18090001">
+      <w:start w:val="1"/>
+      <w:numFmt w:val="bullet"/>
+      <w:lvlText w:val=""/>
+      <w:lvlJc w:val="left"/>
+      <w:pPr>
+        <w:ind w:left="720" w:hanging="360"/>
+      </w:pPr>
+      <w:rPr>
+        <w:rFonts w:ascii="Symbol" w:hAnsi="Symbol" w:hint="default"/>
+      </w:rPr>
+    </w:lvl>
+    <w:lvl w:ilvl="1" w:tplc="18090003" w:tentative="1">
+      <w:start w:val="1"/>
+      <w:numFmt w:val="bullet"/>
+      <w:lvlText w:val="o"/>
+      <w:lvlJc w:val="left"/>
+      <w:pPr>
+        <w:ind w:left="1440" w:hanging="360"/>
+      </w:pPr>
+      <w:rPr>
+        <w:rFonts w:ascii="Courier New" w:hAnsi="Courier New" w:cs="Courier New" w:hint="default"/>
+      </w:rPr>
+    </w:lvl>
+    <w:lvl w:ilvl="2" w:tplc="18090005" w:tentative="1">
+      <w:start w:val="1"/>
+      <w:numFmt w:val="bullet"/>
+      <w:lvlText w:val=""/>
+      <w:lvlJc w:val="left"/>
+      <w:pPr>
+        <w:ind w:left="2160" w:hanging="360"/>
+      </w:pPr>
+      <w:rPr>
+        <w:rFonts w:ascii="Wingdings" w:hAnsi="Wingdings" w:hint="default"/>
+      </w:rPr>
+    </w:lvl>
+    <w:lvl w:ilvl="3" w:tplc="18090001" w:tentative="1">
+      <w:start w:val="1"/>
+      <w:numFmt w:val="bullet"/>
+      <w:lvlText w:val=""/>
+      <w:lvlJc w:val="left"/>
+      <w:pPr>
+        <w:ind w:left="2880" w:hanging="360"/>
+      </w:pPr>
+      <w:rPr>
+        <w:rFonts w:ascii="Symbol" w:hAnsi="Symbol" w:hint="default"/>
+      </w:rPr>
+    </w:lvl>
+    <w:lvl w:ilvl="4" w:tplc="18090003" w:tentative="1">
+      <w:start w:val="1"/>
+      <w:numFmt w:val="bullet"/>
+      <w:lvlText w:val="o"/>
+      <w:lvlJc w:val="left"/>
+      <w:pPr>
+        <w:ind w:left="3600" w:hanging="360"/>
+      </w:pPr>
+      <w:rPr>
+        <w:rFonts w:ascii="Courier New" w:hAnsi="Courier New" w:cs="Courier New" w:hint="default"/>
+      </w:rPr>
+    </w:lvl>
+    <w:lvl w:ilvl="5" w:tplc="18090005" w:tentative="1">
+      <w:start w:val="1"/>
+      <w:numFmt w:val="bullet"/>
+      <w:lvlText w:val=""/>
+      <w:lvlJc w:val="left"/>
+      <w:pPr>
+        <w:ind w:left="4320" w:hanging="360"/>
+      </w:pPr>
+      <w:rPr>
+        <w:rFonts w:ascii="Wingdings" w:hAnsi="Wingdings" w:hint="default"/>
+      </w:rPr>
+    </w:lvl>
+    <w:lvl w:ilvl="6" w:tplc="18090001" w:tentative="1">
+      <w:start w:val="1"/>
+      <w:numFmt w:val="bullet"/>
+      <w:lvlText w:val=""/>
+      <w:lvlJc w:val="left"/>
+      <w:pPr>
+        <w:ind w:left="5040" w:hanging="360"/>
+      </w:pPr>
+      <w:rPr>
+        <w:rFonts w:ascii="Symbol" w:hAnsi="Symbol" w:hint="default"/>
+      </w:rPr>
+    </w:lvl>
+    <w:lvl w:ilvl="7" w:tplc="18090003" w:tentative="1">
+      <w:start w:val="1"/>
+      <w:numFmt w:val="bullet"/>
+      <w:lvlText w:val="o"/>
+      <w:lvlJc w:val="left"/>
+      <w:pPr>
+        <w:ind w:left="5760" w:hanging="360"/>
+      </w:pPr>
+      <w:rPr>
+        <w:rFonts w:ascii="Courier New" w:hAnsi="Courier New" w:cs="Courier New" w:hint="default"/>
+      </w:rPr>
+    </w:lvl>
+    <w:lvl w:ilvl="8" w:tplc="18090005" w:tentative="1">
+      <w:start w:val="1"/>
+      <w:numFmt w:val="bullet"/>
+      <w:lvlText w:val=""/>
+      <w:lvlJc w:val="left"/>
+      <w:pPr>
+        <w:ind w:left="6480" w:hanging="360"/>
+      </w:pPr>
+      <w:rPr>
+        <w:rFonts w:ascii="Wingdings" w:hAnsi="Wingdings" w:hint="default"/>
+      </w:rPr>
+    </w:lvl>
+  </w:abstractNum>
+  <w:abstractNum w:abstractNumId="5" w15:restartNumberingAfterBreak="0">
     <w:nsid w:val="16C70EE3"/>
     <w:multiLevelType w:val="hybridMultilevel"/>
     <w:tmpl w:val="91726ED4"/>
@@ -6108,7 +6370,7 @@
       </w:rPr>
     </w:lvl>
   </w:abstractNum>
-  <w:abstractNum w:abstractNumId="5" w15:restartNumberingAfterBreak="0">
+  <w:abstractNum w:abstractNumId="6" w15:restartNumberingAfterBreak="0">
     <w:nsid w:val="1A427C03"/>
     <w:multiLevelType w:val="hybridMultilevel"/>
     <w:tmpl w:val="8258F50E"/>
@@ -6221,7 +6483,7 @@
       </w:rPr>
     </w:lvl>
   </w:abstractNum>
-  <w:abstractNum w:abstractNumId="6" w15:restartNumberingAfterBreak="0">
+  <w:abstractNum w:abstractNumId="7" w15:restartNumberingAfterBreak="0">
     <w:nsid w:val="24E10D07"/>
     <w:multiLevelType w:val="hybridMultilevel"/>
     <w:tmpl w:val="FD065B7A"/>
@@ -6334,7 +6596,7 @@
       </w:rPr>
     </w:lvl>
   </w:abstractNum>
-  <w:abstractNum w:abstractNumId="7" w15:restartNumberingAfterBreak="0">
+  <w:abstractNum w:abstractNumId="8" w15:restartNumberingAfterBreak="0">
     <w:nsid w:val="30F90A4F"/>
     <w:multiLevelType w:val="hybridMultilevel"/>
     <w:tmpl w:val="5DC0F186"/>
@@ -6447,7 +6709,7 @@
       </w:rPr>
     </w:lvl>
   </w:abstractNum>
-  <w:abstractNum w:abstractNumId="8" w15:restartNumberingAfterBreak="0">
+  <w:abstractNum w:abstractNumId="9" w15:restartNumberingAfterBreak="0">
     <w:nsid w:val="36C13D9F"/>
     <w:multiLevelType w:val="hybridMultilevel"/>
     <w:tmpl w:val="791810CC"/>
@@ -6560,7 +6822,7 @@
       </w:rPr>
     </w:lvl>
   </w:abstractNum>
-  <w:abstractNum w:abstractNumId="9" w15:restartNumberingAfterBreak="0">
+  <w:abstractNum w:abstractNumId="10" w15:restartNumberingAfterBreak="0">
     <w:nsid w:val="387F0F1A"/>
     <w:multiLevelType w:val="hybridMultilevel"/>
     <w:tmpl w:val="1DEC548A"/>
@@ -6673,7 +6935,7 @@
       </w:rPr>
     </w:lvl>
   </w:abstractNum>
-  <w:abstractNum w:abstractNumId="10" w15:restartNumberingAfterBreak="0">
+  <w:abstractNum w:abstractNumId="11" w15:restartNumberingAfterBreak="0">
     <w:nsid w:val="3A050BFA"/>
     <w:multiLevelType w:val="hybridMultilevel"/>
     <w:tmpl w:val="2C1A41FA"/>
@@ -6786,7 +7048,7 @@
       </w:rPr>
     </w:lvl>
   </w:abstractNum>
-  <w:abstractNum w:abstractNumId="11" w15:restartNumberingAfterBreak="0">
+  <w:abstractNum w:abstractNumId="12" w15:restartNumberingAfterBreak="0">
     <w:nsid w:val="452A2BF0"/>
     <w:multiLevelType w:val="hybridMultilevel"/>
     <w:tmpl w:val="C0BA11B8"/>
@@ -6899,7 +7161,120 @@
       </w:rPr>
     </w:lvl>
   </w:abstractNum>
-  <w:abstractNum w:abstractNumId="12" w15:restartNumberingAfterBreak="0">
+  <w:abstractNum w:abstractNumId="13" w15:restartNumberingAfterBreak="0">
+    <w:nsid w:val="46225266"/>
+    <w:multiLevelType w:val="hybridMultilevel"/>
+    <w:tmpl w:val="BB402148"/>
+    <w:lvl w:ilvl="0" w:tplc="18090001">
+      <w:start w:val="1"/>
+      <w:numFmt w:val="bullet"/>
+      <w:lvlText w:val=""/>
+      <w:lvlJc w:val="left"/>
+      <w:pPr>
+        <w:ind w:left="720" w:hanging="360"/>
+      </w:pPr>
+      <w:rPr>
+        <w:rFonts w:ascii="Symbol" w:hAnsi="Symbol" w:hint="default"/>
+      </w:rPr>
+    </w:lvl>
+    <w:lvl w:ilvl="1" w:tplc="18090003" w:tentative="1">
+      <w:start w:val="1"/>
+      <w:numFmt w:val="bullet"/>
+      <w:lvlText w:val="o"/>
+      <w:lvlJc w:val="left"/>
+      <w:pPr>
+        <w:ind w:left="1440" w:hanging="360"/>
+      </w:pPr>
+      <w:rPr>
+        <w:rFonts w:ascii="Courier New" w:hAnsi="Courier New" w:cs="Courier New" w:hint="default"/>
+      </w:rPr>
+    </w:lvl>
+    <w:lvl w:ilvl="2" w:tplc="18090005" w:tentative="1">
+      <w:start w:val="1"/>
+      <w:numFmt w:val="bullet"/>
+      <w:lvlText w:val=""/>
+      <w:lvlJc w:val="left"/>
+      <w:pPr>
+        <w:ind w:left="2160" w:hanging="360"/>
+      </w:pPr>
+      <w:rPr>
+        <w:rFonts w:ascii="Wingdings" w:hAnsi="Wingdings" w:hint="default"/>
+      </w:rPr>
+    </w:lvl>
+    <w:lvl w:ilvl="3" w:tplc="18090001" w:tentative="1">
+      <w:start w:val="1"/>
+      <w:numFmt w:val="bullet"/>
+      <w:lvlText w:val=""/>
+      <w:lvlJc w:val="left"/>
+      <w:pPr>
+        <w:ind w:left="2880" w:hanging="360"/>
+      </w:pPr>
+      <w:rPr>
+        <w:rFonts w:ascii="Symbol" w:hAnsi="Symbol" w:hint="default"/>
+      </w:rPr>
+    </w:lvl>
+    <w:lvl w:ilvl="4" w:tplc="18090003" w:tentative="1">
+      <w:start w:val="1"/>
+      <w:numFmt w:val="bullet"/>
+      <w:lvlText w:val="o"/>
+      <w:lvlJc w:val="left"/>
+      <w:pPr>
+        <w:ind w:left="3600" w:hanging="360"/>
+      </w:pPr>
+      <w:rPr>
+        <w:rFonts w:ascii="Courier New" w:hAnsi="Courier New" w:cs="Courier New" w:hint="default"/>
+      </w:rPr>
+    </w:lvl>
+    <w:lvl w:ilvl="5" w:tplc="18090005" w:tentative="1">
+      <w:start w:val="1"/>
+      <w:numFmt w:val="bullet"/>
+      <w:lvlText w:val=""/>
+      <w:lvlJc w:val="left"/>
+      <w:pPr>
+        <w:ind w:left="4320" w:hanging="360"/>
+      </w:pPr>
+      <w:rPr>
+        <w:rFonts w:ascii="Wingdings" w:hAnsi="Wingdings" w:hint="default"/>
+      </w:rPr>
+    </w:lvl>
+    <w:lvl w:ilvl="6" w:tplc="18090001" w:tentative="1">
+      <w:start w:val="1"/>
+      <w:numFmt w:val="bullet"/>
+      <w:lvlText w:val=""/>
+      <w:lvlJc w:val="left"/>
+      <w:pPr>
+        <w:ind w:left="5040" w:hanging="360"/>
+      </w:pPr>
+      <w:rPr>
+        <w:rFonts w:ascii="Symbol" w:hAnsi="Symbol" w:hint="default"/>
+      </w:rPr>
+    </w:lvl>
+    <w:lvl w:ilvl="7" w:tplc="18090003" w:tentative="1">
+      <w:start w:val="1"/>
+      <w:numFmt w:val="bullet"/>
+      <w:lvlText w:val="o"/>
+      <w:lvlJc w:val="left"/>
+      <w:pPr>
+        <w:ind w:left="5760" w:hanging="360"/>
+      </w:pPr>
+      <w:rPr>
+        <w:rFonts w:ascii="Courier New" w:hAnsi="Courier New" w:cs="Courier New" w:hint="default"/>
+      </w:rPr>
+    </w:lvl>
+    <w:lvl w:ilvl="8" w:tplc="18090005" w:tentative="1">
+      <w:start w:val="1"/>
+      <w:numFmt w:val="bullet"/>
+      <w:lvlText w:val=""/>
+      <w:lvlJc w:val="left"/>
+      <w:pPr>
+        <w:ind w:left="6480" w:hanging="360"/>
+      </w:pPr>
+      <w:rPr>
+        <w:rFonts w:ascii="Wingdings" w:hAnsi="Wingdings" w:hint="default"/>
+      </w:rPr>
+    </w:lvl>
+  </w:abstractNum>
+  <w:abstractNum w:abstractNumId="14" w15:restartNumberingAfterBreak="0">
     <w:nsid w:val="47E26524"/>
     <w:multiLevelType w:val="hybridMultilevel"/>
     <w:tmpl w:val="D408CEA8"/>
@@ -7012,7 +7387,7 @@
       </w:rPr>
     </w:lvl>
   </w:abstractNum>
-  <w:abstractNum w:abstractNumId="13" w15:restartNumberingAfterBreak="0">
+  <w:abstractNum w:abstractNumId="15" w15:restartNumberingAfterBreak="0">
     <w:nsid w:val="48A407C6"/>
     <w:multiLevelType w:val="hybridMultilevel"/>
     <w:tmpl w:val="B142E8D8"/>
@@ -7125,7 +7500,7 @@
       </w:rPr>
     </w:lvl>
   </w:abstractNum>
-  <w:abstractNum w:abstractNumId="14" w15:restartNumberingAfterBreak="0">
+  <w:abstractNum w:abstractNumId="16" w15:restartNumberingAfterBreak="0">
     <w:nsid w:val="4FCF01A7"/>
     <w:multiLevelType w:val="hybridMultilevel"/>
     <w:tmpl w:val="1E562792"/>
@@ -7238,7 +7613,7 @@
       </w:rPr>
     </w:lvl>
   </w:abstractNum>
-  <w:abstractNum w:abstractNumId="15" w15:restartNumberingAfterBreak="0">
+  <w:abstractNum w:abstractNumId="17" w15:restartNumberingAfterBreak="0">
     <w:nsid w:val="58CB1F29"/>
     <w:multiLevelType w:val="hybridMultilevel"/>
     <w:tmpl w:val="55B6B8F8"/>
@@ -7351,7 +7726,7 @@
       </w:rPr>
     </w:lvl>
   </w:abstractNum>
-  <w:abstractNum w:abstractNumId="16" w15:restartNumberingAfterBreak="0">
+  <w:abstractNum w:abstractNumId="18" w15:restartNumberingAfterBreak="0">
     <w:nsid w:val="643B72F1"/>
     <w:multiLevelType w:val="hybridMultilevel"/>
     <w:tmpl w:val="7C1A8802"/>
@@ -7464,7 +7839,7 @@
       </w:rPr>
     </w:lvl>
   </w:abstractNum>
-  <w:abstractNum w:abstractNumId="17" w15:restartNumberingAfterBreak="0">
+  <w:abstractNum w:abstractNumId="19" w15:restartNumberingAfterBreak="0">
     <w:nsid w:val="6792275D"/>
     <w:multiLevelType w:val="hybridMultilevel"/>
     <w:tmpl w:val="CFF8F8B8"/>
@@ -7577,7 +7952,7 @@
       </w:rPr>
     </w:lvl>
   </w:abstractNum>
-  <w:abstractNum w:abstractNumId="18" w15:restartNumberingAfterBreak="0">
+  <w:abstractNum w:abstractNumId="20" w15:restartNumberingAfterBreak="0">
     <w:nsid w:val="744B34C2"/>
     <w:multiLevelType w:val="hybridMultilevel"/>
     <w:tmpl w:val="4E1AC694"/>
@@ -7690,7 +8065,7 @@
       </w:rPr>
     </w:lvl>
   </w:abstractNum>
-  <w:abstractNum w:abstractNumId="19" w15:restartNumberingAfterBreak="0">
+  <w:abstractNum w:abstractNumId="21" w15:restartNumberingAfterBreak="0">
     <w:nsid w:val="7A2A6191"/>
     <w:multiLevelType w:val="hybridMultilevel"/>
     <w:tmpl w:val="EE0A80B0"/>
@@ -7804,40 +8179,40 @@
     </w:lvl>
   </w:abstractNum>
   <w:num w:numId="1" w16cid:durableId="1021711532">
-    <w:abstractNumId w:val="14"/>
+    <w:abstractNumId w:val="16"/>
   </w:num>
   <w:num w:numId="2" w16cid:durableId="2076975576">
-    <w:abstractNumId w:val="6"/>
+    <w:abstractNumId w:val="7"/>
   </w:num>
   <w:num w:numId="3" w16cid:durableId="1766459715">
     <w:abstractNumId w:val="3"/>
   </w:num>
   <w:num w:numId="4" w16cid:durableId="1891578037">
-    <w:abstractNumId w:val="11"/>
+    <w:abstractNumId w:val="12"/>
   </w:num>
   <w:num w:numId="5" w16cid:durableId="345375281">
-    <w:abstractNumId w:val="7"/>
+    <w:abstractNumId w:val="8"/>
   </w:num>
   <w:num w:numId="6" w16cid:durableId="2071800849">
-    <w:abstractNumId w:val="9"/>
+    <w:abstractNumId w:val="10"/>
   </w:num>
   <w:num w:numId="7" w16cid:durableId="1715419885">
-    <w:abstractNumId w:val="16"/>
+    <w:abstractNumId w:val="18"/>
   </w:num>
   <w:num w:numId="8" w16cid:durableId="1189102856">
-    <w:abstractNumId w:val="18"/>
+    <w:abstractNumId w:val="20"/>
   </w:num>
   <w:num w:numId="9" w16cid:durableId="1795901655">
-    <w:abstractNumId w:val="4"/>
+    <w:abstractNumId w:val="5"/>
   </w:num>
   <w:num w:numId="10" w16cid:durableId="384330606">
-    <w:abstractNumId w:val="10"/>
+    <w:abstractNumId w:val="11"/>
   </w:num>
   <w:num w:numId="11" w16cid:durableId="1593513017">
     <w:abstractNumId w:val="2"/>
   </w:num>
   <w:num w:numId="12" w16cid:durableId="169024461">
-    <w:abstractNumId w:val="8"/>
+    <w:abstractNumId w:val="9"/>
   </w:num>
   <w:num w:numId="13" w16cid:durableId="530580206">
     <w:abstractNumId w:val="1"/>
@@ -7846,22 +8221,28 @@
     <w:abstractNumId w:val="0"/>
   </w:num>
   <w:num w:numId="15" w16cid:durableId="1635210187">
+    <w:abstractNumId w:val="19"/>
+  </w:num>
+  <w:num w:numId="16" w16cid:durableId="1412700979">
+    <w:abstractNumId w:val="6"/>
+  </w:num>
+  <w:num w:numId="17" w16cid:durableId="709456288">
     <w:abstractNumId w:val="17"/>
   </w:num>
-  <w:num w:numId="16" w16cid:durableId="1412700979">
-    <w:abstractNumId w:val="5"/>
-  </w:num>
-  <w:num w:numId="17" w16cid:durableId="709456288">
+  <w:num w:numId="18" w16cid:durableId="2052997749">
     <w:abstractNumId w:val="15"/>
   </w:num>
-  <w:num w:numId="18" w16cid:durableId="2052997749">
+  <w:num w:numId="19" w16cid:durableId="1788962967">
+    <w:abstractNumId w:val="14"/>
+  </w:num>
+  <w:num w:numId="20" w16cid:durableId="1706323901">
+    <w:abstractNumId w:val="21"/>
+  </w:num>
+  <w:num w:numId="21" w16cid:durableId="1511797464">
     <w:abstractNumId w:val="13"/>
   </w:num>
-  <w:num w:numId="19" w16cid:durableId="1788962967">
-    <w:abstractNumId w:val="12"/>
-  </w:num>
-  <w:num w:numId="20" w16cid:durableId="1706323901">
-    <w:abstractNumId w:val="19"/>
+  <w:num w:numId="22" w16cid:durableId="1951812099">
+    <w:abstractNumId w:val="4"/>
   </w:num>
 </w:numbering>
 </file>
